--- a/HR Documents/Employee grievance disciplinary action-form.docx
+++ b/HR Documents/Employee grievance disciplinary action-form.docx
@@ -2,413 +2,96 @@
 <file path=word/document.xml><?xml version="1.0" encoding="utf-8"?>
 <w:document xmlns:wpc="http://schemas.microsoft.com/office/word/2010/wordprocessingCanvas" xmlns:mc="http://schemas.openxmlformats.org/markup-compatibility/2006" xmlns:o="urn:schemas-microsoft-com:office:office" xmlns:r="http://schemas.openxmlformats.org/officeDocument/2006/relationships" xmlns:m="http://schemas.openxmlformats.org/officeDocument/2006/math" xmlns:v="urn:schemas-microsoft-com:vml" xmlns:wp14="http://schemas.microsoft.com/office/word/2010/wordprocessingDrawing" xmlns:wp="http://schemas.openxmlformats.org/drawingml/2006/wordprocessingDrawing" xmlns:w10="urn:schemas-microsoft-com:office:word" xmlns:w="http://schemas.openxmlformats.org/wordprocessingml/2006/main" xmlns:w14="http://schemas.microsoft.com/office/word/2010/wordml" xmlns:wpg="http://schemas.microsoft.com/office/word/2010/wordprocessingGroup" xmlns:wpi="http://schemas.microsoft.com/office/word/2010/wordprocessingInk" xmlns:wne="http://schemas.microsoft.com/office/word/2006/wordml" xmlns:wps="http://schemas.microsoft.com/office/word/2010/wordprocessingShape" mc:Ignorable="w14 wp14">
   <w:body>
-    <w:p>
-      <w:pPr>
-        <w:tabs>
-          <w:tab w:val="left" w:pos="1740"/>
-          <w:tab w:val="center" w:pos="4949"/>
-        </w:tabs>
-        <w:spacing w:after="200" w:line="276" w:lineRule="auto"/>
-        <w:rPr>
-          <w:rFonts w:asciiTheme="minorHAnsi" w:eastAsiaTheme="minorHAnsi" w:hAnsiTheme="minorHAnsi" w:cstheme="minorBidi"/>
-          <w:b/>
-          <w:bCs/>
-          <w:color w:val="006666"/>
-          <w:sz w:val="24"/>
-          <w:szCs w:val="20"/>
-          <w:u w:val="single"/>
-        </w:rPr>
-      </w:pPr>
-      <w:r>
-        <w:rPr>
-          <w:rFonts w:asciiTheme="minorHAnsi" w:eastAsiaTheme="minorHAnsi" w:hAnsiTheme="minorHAnsi" w:cstheme="minorBidi"/>
-          <w:b/>
-          <w:bCs/>
-          <w:color w:val="006666"/>
-          <w:sz w:val="24"/>
-          <w:szCs w:val="20"/>
-        </w:rPr>
-        <w:tab/>
-      </w:r>
-      <w:r>
-        <w:rPr>
-          <w:rFonts w:asciiTheme="minorHAnsi" w:eastAsiaTheme="minorHAnsi" w:hAnsiTheme="minorHAnsi" w:cstheme="minorBidi"/>
-          <w:b/>
-          <w:bCs/>
-          <w:color w:val="006666"/>
-          <w:sz w:val="24"/>
-          <w:szCs w:val="20"/>
-        </w:rPr>
-        <w:tab/>
-      </w:r>
-      <w:r>
-        <w:rPr>
-          <w:rFonts w:asciiTheme="minorHAnsi" w:eastAsiaTheme="minorHAnsi" w:hAnsiTheme="minorHAnsi" w:cstheme="minorBidi"/>
-          <w:b/>
-          <w:bCs/>
-          <w:color w:val="006666"/>
-          <w:sz w:val="24"/>
-          <w:szCs w:val="20"/>
-          <w:u w:val="single"/>
-        </w:rPr>
-        <w:t>Employee g</w:t>
-      </w:r>
-      <w:r>
-        <w:rPr>
-          <w:rFonts w:asciiTheme="minorHAnsi" w:eastAsiaTheme="minorHAnsi" w:hAnsiTheme="minorHAnsi" w:cstheme="minorBidi"/>
-          <w:b/>
-          <w:bCs/>
-          <w:color w:val="006666"/>
-          <w:sz w:val="24"/>
-          <w:szCs w:val="20"/>
-          <w:u w:val="single"/>
-        </w:rPr>
-        <w:t>rievance</w:t>
-      </w:r>
-      <w:r>
-        <w:rPr>
-          <w:rFonts w:asciiTheme="minorHAnsi" w:eastAsiaTheme="minorHAnsi" w:hAnsiTheme="minorHAnsi" w:cstheme="minorBidi"/>
-          <w:b/>
-          <w:bCs/>
-          <w:color w:val="006666"/>
-          <w:sz w:val="24"/>
-          <w:szCs w:val="20"/>
-          <w:u w:val="single"/>
-        </w:rPr>
-        <w:t>/disciplinary action f</w:t>
-      </w:r>
-      <w:r>
-        <w:rPr>
-          <w:rFonts w:asciiTheme="minorHAnsi" w:eastAsiaTheme="minorHAnsi" w:hAnsiTheme="minorHAnsi" w:cstheme="minorBidi"/>
-          <w:b/>
-          <w:bCs/>
-          <w:color w:val="006666"/>
-          <w:sz w:val="24"/>
-          <w:szCs w:val="20"/>
-          <w:u w:val="single"/>
-        </w:rPr>
-        <w:t>orm</w:t>
-      </w:r>
-    </w:p>
-    <w:p>
-      <w:pPr>
-        <w:pStyle w:val="Title"/>
-        <w:ind w:left="-540"/>
-        <w:jc w:val="both"/>
-        <w:rPr>
-          <w:b w:val="0"/>
-          <w:bCs/>
-          <w:i/>
-          <w:sz w:val="14"/>
-          <w:szCs w:val="20"/>
-          <w:u w:val="none"/>
-        </w:rPr>
-      </w:pPr>
-      <w:r>
-        <w:rPr>
-          <w:b w:val="0"/>
-          <w:bCs/>
-          <w:i/>
-          <w:sz w:val="14"/>
-          <w:szCs w:val="20"/>
-          <w:u w:val="none"/>
-        </w:rPr>
-        <w:t>The</w:t>
-      </w:r>
-      <w:r>
-        <w:rPr>
-          <w:b w:val="0"/>
-          <w:bCs/>
-          <w:i/>
-          <w:sz w:val="14"/>
-          <w:szCs w:val="20"/>
-          <w:u w:val="none"/>
-        </w:rPr>
-        <w:t xml:space="preserve"> purpose of the Grievance</w:t>
-      </w:r>
-      <w:r>
-        <w:rPr>
-          <w:b w:val="0"/>
-          <w:bCs/>
-          <w:i/>
-          <w:sz w:val="14"/>
-          <w:szCs w:val="20"/>
-          <w:u w:val="none"/>
-        </w:rPr>
-        <w:t xml:space="preserve">/Disciplinary </w:t>
-      </w:r>
-      <w:r>
-        <w:rPr>
-          <w:b w:val="0"/>
-          <w:bCs/>
-          <w:i/>
-          <w:sz w:val="14"/>
-          <w:szCs w:val="20"/>
-          <w:u w:val="none"/>
-        </w:rPr>
-        <w:t>form</w:t>
-      </w:r>
-      <w:r>
-        <w:rPr>
-          <w:b w:val="0"/>
-          <w:bCs/>
-          <w:i/>
-          <w:sz w:val="14"/>
-          <w:szCs w:val="20"/>
-          <w:u w:val="none"/>
-        </w:rPr>
-        <w:t xml:space="preserve"> is to</w:t>
-      </w:r>
-      <w:r>
-        <w:rPr>
-          <w:b w:val="0"/>
-          <w:bCs/>
-          <w:i/>
-          <w:sz w:val="14"/>
-          <w:szCs w:val="20"/>
-          <w:u w:val="none"/>
-        </w:rPr>
-        <w:t xml:space="preserve"> establish a method whereby </w:t>
-      </w:r>
-      <w:r>
-        <w:rPr>
-          <w:b w:val="0"/>
-          <w:bCs/>
-          <w:i/>
-          <w:sz w:val="14"/>
-          <w:szCs w:val="20"/>
-          <w:u w:val="none"/>
-        </w:rPr>
-        <w:t xml:space="preserve">grievances and disciplinary issues of </w:t>
-      </w:r>
-      <w:r>
-        <w:rPr>
-          <w:b w:val="0"/>
-          <w:bCs/>
-          <w:i/>
-          <w:sz w:val="14"/>
-          <w:szCs w:val="20"/>
-          <w:u w:val="none"/>
-        </w:rPr>
-        <w:t xml:space="preserve">employees will be resolved fairly and effectively.  The filing of a </w:t>
-      </w:r>
-      <w:r>
-        <w:rPr>
-          <w:b w:val="0"/>
-          <w:bCs/>
-          <w:i/>
-          <w:sz w:val="14"/>
-          <w:szCs w:val="20"/>
-          <w:u w:val="none"/>
-        </w:rPr>
-        <w:t>grievance and disciplinary issues will</w:t>
-      </w:r>
-      <w:r>
-        <w:rPr>
-          <w:b w:val="0"/>
-          <w:bCs/>
-          <w:i/>
-          <w:sz w:val="14"/>
-          <w:szCs w:val="20"/>
-          <w:u w:val="none"/>
-        </w:rPr>
-        <w:t xml:space="preserve"> in no way</w:t>
-      </w:r>
-      <w:r>
-        <w:rPr>
-          <w:b w:val="0"/>
-          <w:bCs/>
-          <w:i/>
-          <w:sz w:val="14"/>
-          <w:szCs w:val="20"/>
-          <w:u w:val="none"/>
-        </w:rPr>
-        <w:t xml:space="preserve"> </w:t>
-      </w:r>
-      <w:r>
-        <w:rPr>
-          <w:b w:val="0"/>
-          <w:bCs/>
-          <w:i/>
-          <w:sz w:val="14"/>
-          <w:szCs w:val="20"/>
-          <w:u w:val="none"/>
-        </w:rPr>
-        <w:t>prejudice the status of the employee.  This form remains confidential with</w:t>
-      </w:r>
-      <w:r>
-        <w:rPr>
-          <w:b w:val="0"/>
-          <w:bCs/>
-          <w:i/>
-          <w:sz w:val="14"/>
-          <w:szCs w:val="20"/>
-          <w:u w:val="none"/>
-        </w:rPr>
-        <w:t xml:space="preserve"> Line Manager</w:t>
-      </w:r>
-      <w:r>
-        <w:rPr>
-          <w:b w:val="0"/>
-          <w:bCs/>
-          <w:i/>
-          <w:sz w:val="14"/>
-          <w:szCs w:val="20"/>
-          <w:u w:val="none"/>
-        </w:rPr>
-        <w:t xml:space="preserve"> </w:t>
-      </w:r>
-      <w:r>
-        <w:rPr>
-          <w:b w:val="0"/>
-          <w:bCs/>
-          <w:i/>
-          <w:sz w:val="14"/>
-          <w:szCs w:val="20"/>
-          <w:u w:val="none"/>
-        </w:rPr>
-        <w:t xml:space="preserve">/ </w:t>
-      </w:r>
-      <w:r>
-        <w:rPr>
-          <w:b w:val="0"/>
-          <w:bCs/>
-          <w:i/>
-          <w:sz w:val="14"/>
-          <w:szCs w:val="20"/>
-          <w:u w:val="none"/>
-        </w:rPr>
-        <w:t>Human Resource department.</w:t>
-      </w:r>
-      <w:r>
-        <w:rPr>
-          <w:b w:val="0"/>
-          <w:bCs/>
-          <w:i/>
-          <w:sz w:val="14"/>
-          <w:szCs w:val="20"/>
-          <w:u w:val="none"/>
-        </w:rPr>
-        <w:t xml:space="preserve"> </w:t>
-      </w:r>
-    </w:p>
-    <w:p>
-      <w:pPr>
-        <w:pStyle w:val="Heading1"/>
-        <w:shd w:val="clear" w:color="auto" w:fill="006666"/>
-        <w:tabs>
-          <w:tab w:val="right" w:pos="10233"/>
-        </w:tabs>
-        <w:spacing w:after="36"/>
-        <w:ind w:left="-720"/>
-        <w:rPr>
-          <w:sz w:val="22"/>
-        </w:rPr>
-      </w:pPr>
-      <w:r>
-        <w:rPr>
-          <w:color w:val="FFFFFF" w:themeColor="background1"/>
-          <w:sz w:val="22"/>
-        </w:rPr>
-        <w:t>1</w:t>
-      </w:r>
-      <w:r>
-        <w:rPr>
-          <w:color w:val="FFFFFF" w:themeColor="background1"/>
-          <w:sz w:val="22"/>
-          <w:vertAlign w:val="superscript"/>
-        </w:rPr>
-        <w:t>st</w:t>
-      </w:r>
-      <w:r>
-        <w:rPr>
-          <w:color w:val="FFFFFF" w:themeColor="background1"/>
-          <w:sz w:val="22"/>
-        </w:rPr>
-        <w:t xml:space="preserve"> Party:                                                          </w:t>
-      </w:r>
-      <w:r>
-        <w:rPr>
-          <w:color w:val="FFFFFF" w:themeColor="background1"/>
-          <w:sz w:val="22"/>
-        </w:rPr>
-        <w:t>Complainant</w:t>
-      </w:r>
-      <w:r>
-        <w:rPr>
-          <w:color w:val="FFFFFF" w:themeColor="background1"/>
-          <w:sz w:val="22"/>
-        </w:rPr>
-        <w:t xml:space="preserve"> </w:t>
-      </w:r>
-      <w:r>
-        <w:rPr>
-          <w:color w:val="FFFFFF" w:themeColor="background1"/>
-          <w:sz w:val="22"/>
-        </w:rPr>
-        <w:t>Information</w:t>
-      </w:r>
-      <w:r>
-        <w:rPr>
-          <w:color w:val="FFFFFF" w:themeColor="background1"/>
-          <w:sz w:val="22"/>
-        </w:rPr>
-        <w:t xml:space="preserve"> </w:t>
-      </w:r>
-      <w:r>
-        <w:rPr>
-          <w:b w:val="0"/>
-          <w:color w:val="FFFFFF" w:themeColor="background1"/>
-          <w:sz w:val="22"/>
-        </w:rPr>
-        <w:t>-</w:t>
-      </w:r>
-      <w:r>
-        <w:rPr>
-          <w:color w:val="FFFFFF" w:themeColor="background1"/>
-          <w:sz w:val="22"/>
-        </w:rPr>
-        <w:t xml:space="preserve"> Part</w:t>
-      </w:r>
-      <w:r>
-        <w:rPr>
-          <w:color w:val="FFFFFF" w:themeColor="background1"/>
-          <w:sz w:val="22"/>
-        </w:rPr>
-        <w:t xml:space="preserve"> </w:t>
-      </w:r>
-      <w:r>
-        <w:rPr>
-          <w:color w:val="FFFFFF" w:themeColor="background1"/>
-          <w:sz w:val="22"/>
-        </w:rPr>
-        <w:t>–</w:t>
-      </w:r>
-      <w:r>
-        <w:rPr>
-          <w:color w:val="FFFFFF" w:themeColor="background1"/>
-          <w:sz w:val="22"/>
-        </w:rPr>
-        <w:t xml:space="preserve"> A</w:t>
-      </w:r>
-      <w:r>
-        <w:rPr>
-          <w:color w:val="FFFFFF" w:themeColor="background1"/>
-          <w:sz w:val="22"/>
-        </w:rPr>
-        <w:t xml:space="preserve"> </w:t>
-      </w:r>
-    </w:p>
-    <w:p>
-      <w:pPr>
-        <w:spacing w:after="0"/>
-        <w:contextualSpacing/>
-        <w:rPr>
-          <w:sz w:val="6"/>
-          <w:szCs w:val="20"/>
-        </w:rPr>
-      </w:pPr>
-    </w:p>
+    <w:tbl>
+      <w:tblPr>
+        <w:tblW w:type="auto" w:w="0"/>
+        <w:tblLayout w:type="fixed"/>
+        <w:tblLook w:firstColumn="1" w:firstRow="1" w:lastColumn="0" w:lastRow="0" w:noHBand="0" w:noVBand="1" w:val="04A0"/>
+      </w:tblPr>
+      <w:tblGrid>
+        <w:gridCol w:w="4949"/>
+        <w:gridCol w:w="4949"/>
+      </w:tblGrid>
+      <w:tr>
+        <w:trPr>
+          <w:trHeight w:val="240" w:hRule="atLeast"/>
+        </w:trPr>
+        <w:tc>
+          <w:tcPr>
+            <w:tcW w:type="dxa" w:w="7654"/>
+            <w:tcMar>
+              <w:top w:w="60" w:type="dxa"/>
+              <w:bottom w:w="0" w:type="dxa"/>
+            </w:tcMar>
+          </w:tcPr>
+          <w:p>
+            <w:pPr>
+              <w:keepLines/>
+              <w:spacing w:after="0"/>
+              <w:jc w:val="left"/>
+            </w:pPr>
+            <w:r/>
+            <w:r>
+              <w:rPr>
+                <w:rFonts w:ascii="Calibri" w:hAnsi="Calibri"/>
+                <w:b/>
+                <w:sz w:val="40"/>
+              </w:rPr>
+              <w:t>Employee Grievance / Disciplinary Action Form</w:t>
+            </w:r>
+          </w:p>
+        </w:tc>
+        <w:tc>
+          <w:tcPr>
+            <w:tcW w:type="dxa" w:w="1984"/>
+            <w:tcMar>
+              <w:top w:w="60" w:type="dxa"/>
+              <w:bottom w:w="0" w:type="dxa"/>
+            </w:tcMar>
+          </w:tcPr>
+          <w:p>
+            <w:pPr>
+              <w:spacing w:after="0"/>
+              <w:jc w:val="right"/>
+            </w:pPr>
+            <w:r>
+              <w:drawing>
+                <wp:inline xmlns:a="http://schemas.openxmlformats.org/drawingml/2006/main" xmlns:pic="http://schemas.openxmlformats.org/drawingml/2006/picture">
+                  <wp:extent cx="648000" cy="609405"/>
+                  <wp:docPr id="23" name="Picture 23"/>
+                  <wp:cNvGraphicFramePr>
+                    <a:graphicFrameLocks noChangeAspect="1"/>
+                  </wp:cNvGraphicFramePr>
+                  <a:graphic>
+                    <a:graphicData uri="http://schemas.openxmlformats.org/drawingml/2006/picture">
+                      <pic:pic>
+                        <pic:nvPicPr>
+                          <pic:cNvPr id="0" name="image.png"/>
+                          <pic:cNvPicPr/>
+                        </pic:nvPicPr>
+                        <pic:blipFill>
+                          <a:blip r:embed="rId17"/>
+                          <a:stretch>
+                            <a:fillRect/>
+                          </a:stretch>
+                        </pic:blipFill>
+                        <pic:spPr>
+                          <a:xfrm>
+                            <a:off x="0" y="0"/>
+                            <a:ext cx="648000" cy="609405"/>
+                          </a:xfrm>
+                          <a:prstGeom prst="rect"/>
+                        </pic:spPr>
+                      </pic:pic>
+                    </a:graphicData>
+                  </a:graphic>
+                </wp:inline>
+              </w:drawing>
+            </w:r>
+          </w:p>
+        </w:tc>
+      </w:tr>
+    </w:tbl>
     <w:tbl>
       <w:tblPr>
         <w:tblW w:w="10631" w:type="dxa"/>
@@ -1366,132 +1049,7 @@
     </w:tbl>
     <w:p>
       <w:pPr>
-        <w:tabs>
-          <w:tab w:val="center" w:pos="7868"/>
-        </w:tabs>
-        <w:spacing w:before="100" w:beforeAutospacing="1" w:after="100" w:afterAutospacing="1" w:line="240" w:lineRule="auto"/>
-        <w:contextualSpacing/>
-        <w:rPr>
-          <w:sz w:val="4"/>
-          <w:szCs w:val="20"/>
-        </w:rPr>
-      </w:pPr>
-    </w:p>
-    <w:p>
-      <w:pPr>
-        <w:pStyle w:val="Heading1"/>
-        <w:shd w:val="clear" w:color="auto" w:fill="006666"/>
-        <w:tabs>
-          <w:tab w:val="center" w:pos="4236"/>
-        </w:tabs>
-        <w:ind w:left="-720" w:firstLine="0"/>
-        <w:rPr>
-          <w:color w:val="FFFFFF" w:themeColor="background1"/>
-          <w:sz w:val="22"/>
-          <w:szCs w:val="20"/>
-        </w:rPr>
-      </w:pPr>
-      <w:r>
-        <w:rPr>
-          <w:color w:val="FFFFFF" w:themeColor="background1"/>
-          <w:sz w:val="22"/>
-          <w:szCs w:val="20"/>
-        </w:rPr>
-        <w:t>2</w:t>
-      </w:r>
-      <w:r>
-        <w:rPr>
-          <w:color w:val="FFFFFF" w:themeColor="background1"/>
-          <w:sz w:val="22"/>
-          <w:szCs w:val="20"/>
-          <w:vertAlign w:val="superscript"/>
-        </w:rPr>
-        <w:t>nd</w:t>
-      </w:r>
-      <w:r>
-        <w:rPr>
-          <w:color w:val="FFFFFF" w:themeColor="background1"/>
-          <w:sz w:val="22"/>
-          <w:szCs w:val="20"/>
-        </w:rPr>
-        <w:t xml:space="preserve"> Party:                                    </w:t>
-      </w:r>
-      <w:r>
-        <w:rPr>
-          <w:color w:val="FFFFFF" w:themeColor="background1"/>
-          <w:sz w:val="22"/>
-          <w:szCs w:val="20"/>
-        </w:rPr>
-        <w:t>Description</w:t>
-      </w:r>
-      <w:r>
-        <w:rPr>
-          <w:color w:val="FFFFFF" w:themeColor="background1"/>
-          <w:sz w:val="22"/>
-          <w:szCs w:val="20"/>
-        </w:rPr>
-        <w:t xml:space="preserve"> </w:t>
-      </w:r>
-      <w:r>
-        <w:rPr>
-          <w:color w:val="FFFFFF" w:themeColor="background1"/>
-          <w:sz w:val="22"/>
-          <w:szCs w:val="20"/>
-        </w:rPr>
-        <w:t>about the person</w:t>
-      </w:r>
-      <w:r>
-        <w:rPr>
-          <w:color w:val="FFFFFF" w:themeColor="background1"/>
-          <w:sz w:val="22"/>
-          <w:szCs w:val="20"/>
-        </w:rPr>
-        <w:t xml:space="preserve"> you are complaining about</w:t>
-      </w:r>
-      <w:r>
-        <w:rPr>
-          <w:color w:val="FFFFFF" w:themeColor="background1"/>
-          <w:sz w:val="22"/>
-          <w:szCs w:val="20"/>
-        </w:rPr>
-        <w:t>- Part</w:t>
-      </w:r>
-      <w:r>
-        <w:rPr>
-          <w:color w:val="FFFFFF" w:themeColor="background1"/>
-          <w:sz w:val="22"/>
-          <w:szCs w:val="20"/>
-        </w:rPr>
-        <w:t xml:space="preserve"> </w:t>
-      </w:r>
-      <w:r>
-        <w:rPr>
-          <w:color w:val="FFFFFF" w:themeColor="background1"/>
-          <w:sz w:val="22"/>
-          <w:szCs w:val="20"/>
-        </w:rPr>
-        <w:t>–</w:t>
-      </w:r>
-      <w:r>
-        <w:rPr>
-          <w:color w:val="FFFFFF" w:themeColor="background1"/>
-          <w:sz w:val="22"/>
-          <w:szCs w:val="20"/>
-        </w:rPr>
-        <w:t xml:space="preserve"> B</w:t>
-      </w:r>
-      <w:r>
-        <w:rPr>
-          <w:color w:val="FFFFFF" w:themeColor="background1"/>
-          <w:sz w:val="22"/>
-          <w:szCs w:val="20"/>
-        </w:rPr>
-        <w:t xml:space="preserve"> </w:t>
-      </w:r>
-    </w:p>
-    <w:p>
-      <w:pPr>
-        <w:spacing w:after="5" w:line="249" w:lineRule="auto"/>
+        <w:spacing w:after="5" w:line="249" w:lineRule="auto" w:before="0"/>
         <w:ind w:left="-540" w:hanging="10"/>
         <w:rPr>
           <w:b/>

--- a/HR Documents/Employee grievance disciplinary action-form.docx
+++ b/HR Documents/Employee grievance disciplinary action-form.docx
@@ -58,7 +58,7 @@
               <w:drawing>
                 <wp:inline xmlns:a="http://schemas.openxmlformats.org/drawingml/2006/main" xmlns:pic="http://schemas.openxmlformats.org/drawingml/2006/picture">
                   <wp:extent cx="648000" cy="609405"/>
-                  <wp:docPr id="23" name="Picture 23"/>
+                  <wp:docPr id="14" name="Picture 14"/>
                   <wp:cNvGraphicFramePr>
                     <a:graphicFrameLocks noChangeAspect="1"/>
                   </wp:cNvGraphicFramePr>
@@ -194,15 +194,9 @@
             <w:vAlign w:val="bottom"/>
           </w:tcPr>
           <w:p>
-            <w:pPr>
-              <w:pStyle w:val="NoSpacing"/>
-              <w:rPr>
-                <w:rFonts w:eastAsia="Times New Roman"/>
-                <w:bCs/>
-                <w:sz w:val="20"/>
-                <w:szCs w:val="20"/>
-              </w:rPr>
-            </w:pPr>
+            <w:r>
+              <w:t>{{ complainant_name }}</w:t>
+            </w:r>
           </w:p>
         </w:tc>
         <w:tc>
@@ -298,15 +292,9 @@
             <w:vAlign w:val="bottom"/>
           </w:tcPr>
           <w:p>
-            <w:pPr>
-              <w:pStyle w:val="NoSpacing"/>
-              <w:rPr>
-                <w:rFonts w:eastAsia="Times New Roman"/>
-                <w:bCs/>
-                <w:sz w:val="20"/>
-                <w:szCs w:val="20"/>
-              </w:rPr>
-            </w:pPr>
+            <w:r>
+              <w:t>{{ complainant_id }}</w:t>
+            </w:r>
           </w:p>
         </w:tc>
       </w:tr>
@@ -380,15 +368,9 @@
             <w:vAlign w:val="bottom"/>
           </w:tcPr>
           <w:p>
-            <w:pPr>
-              <w:pStyle w:val="NoSpacing"/>
-              <w:rPr>
-                <w:rFonts w:eastAsia="Times New Roman"/>
-                <w:bCs/>
-                <w:sz w:val="20"/>
-                <w:szCs w:val="20"/>
-              </w:rPr>
-            </w:pPr>
+            <w:r>
+              <w:t>{{ complainant_designation }}</w:t>
+            </w:r>
           </w:p>
         </w:tc>
         <w:tc>
@@ -457,15 +439,9 @@
             <w:vAlign w:val="bottom"/>
           </w:tcPr>
           <w:p>
-            <w:pPr>
-              <w:pStyle w:val="NoSpacing"/>
-              <w:rPr>
-                <w:rFonts w:eastAsia="Times New Roman"/>
-                <w:bCs/>
-                <w:sz w:val="20"/>
-                <w:szCs w:val="20"/>
-              </w:rPr>
-            </w:pPr>
+            <w:r>
+              <w:t>{{ date_of_incident }}</w:t>
+            </w:r>
           </w:p>
         </w:tc>
       </w:tr>
@@ -530,15 +506,9 @@
             <w:vAlign w:val="bottom"/>
           </w:tcPr>
           <w:p>
-            <w:pPr>
-              <w:pStyle w:val="NoSpacing"/>
-              <w:rPr>
-                <w:rFonts w:eastAsia="Times New Roman"/>
-                <w:bCs/>
-                <w:sz w:val="20"/>
-                <w:szCs w:val="20"/>
-              </w:rPr>
-            </w:pPr>
+            <w:r>
+              <w:t>{{ shift_time }}</w:t>
+            </w:r>
           </w:p>
         </w:tc>
         <w:tc>
@@ -589,15 +559,9 @@
             <w:vAlign w:val="bottom"/>
           </w:tcPr>
           <w:p>
-            <w:pPr>
-              <w:pStyle w:val="NoSpacing"/>
-              <w:rPr>
-                <w:rFonts w:eastAsia="Times New Roman"/>
-                <w:bCs/>
-                <w:sz w:val="20"/>
-                <w:szCs w:val="20"/>
-              </w:rPr>
-            </w:pPr>
+            <w:r>
+              <w:t>{{ complainant_contact }}</w:t>
+            </w:r>
           </w:p>
         </w:tc>
       </w:tr>
@@ -1197,15 +1161,9 @@
             <w:vAlign w:val="bottom"/>
           </w:tcPr>
           <w:p>
-            <w:pPr>
-              <w:pStyle w:val="NoSpacing"/>
-              <w:rPr>
-                <w:rFonts w:eastAsia="Times New Roman"/>
-                <w:bCs/>
-                <w:sz w:val="20"/>
-                <w:szCs w:val="20"/>
-              </w:rPr>
-            </w:pPr>
+            <w:r>
+              <w:t>{{ second_party_name }}</w:t>
+            </w:r>
           </w:p>
         </w:tc>
         <w:tc>
@@ -1265,15 +1223,9 @@
             <w:vAlign w:val="bottom"/>
           </w:tcPr>
           <w:p>
-            <w:pPr>
-              <w:pStyle w:val="NoSpacing"/>
-              <w:rPr>
-                <w:rFonts w:eastAsia="Times New Roman"/>
-                <w:bCs/>
-                <w:sz w:val="20"/>
-                <w:szCs w:val="20"/>
-              </w:rPr>
-            </w:pPr>
+            <w:r>
+              <w:t>{{ second_party_id }}</w:t>
+            </w:r>
           </w:p>
         </w:tc>
       </w:tr>
@@ -1347,15 +1299,9 @@
             <w:vAlign w:val="bottom"/>
           </w:tcPr>
           <w:p>
-            <w:pPr>
-              <w:pStyle w:val="NoSpacing"/>
-              <w:rPr>
-                <w:rFonts w:eastAsia="Times New Roman"/>
-                <w:bCs/>
-                <w:sz w:val="20"/>
-                <w:szCs w:val="20"/>
-              </w:rPr>
-            </w:pPr>
+            <w:r>
+              <w:t>{{ second_party_department }}</w:t>
+            </w:r>
           </w:p>
         </w:tc>
         <w:tc>
@@ -1415,15 +1361,9 @@
             <w:vAlign w:val="bottom"/>
           </w:tcPr>
           <w:p>
-            <w:pPr>
-              <w:pStyle w:val="NoSpacing"/>
-              <w:rPr>
-                <w:rFonts w:eastAsia="Times New Roman"/>
-                <w:bCs/>
-                <w:sz w:val="20"/>
-                <w:szCs w:val="20"/>
-              </w:rPr>
-            </w:pPr>
+            <w:r>
+              <w:t>{{ place_of_incident }}</w:t>
+            </w:r>
           </w:p>
         </w:tc>
       </w:tr>
@@ -1803,256 +1743,8 @@
             <w:shd w:val="clear" w:color="auto" w:fill="auto"/>
           </w:tcPr>
           <w:p>
-            <w:pPr>
-              <w:pStyle w:val="FMBodyTextBold"/>
-              <w:jc w:val="both"/>
-              <w:rPr>
-                <w:rFonts w:asciiTheme="minorHAnsi" w:hAnsiTheme="minorHAnsi" w:cstheme="minorHAnsi"/>
-                <w:b w:val="0"/>
-                <w:bCs/>
-                <w:kern w:val="28"/>
-                <w:sz w:val="16"/>
-                <w:szCs w:val="20"/>
-              </w:rPr>
-            </w:pPr>
-            <w:r>
-              <w:rPr>
-                <w:rFonts w:asciiTheme="minorHAnsi" w:hAnsiTheme="minorHAnsi" w:cstheme="minorHAnsi"/>
-                <w:kern w:val="28"/>
-                <w:sz w:val="20"/>
-                <w:szCs w:val="20"/>
-              </w:rPr>
-              <w:t>Witnesses, if any?</w:t>
-            </w:r>
-            <w:r>
-              <w:rPr>
-                <w:rFonts w:asciiTheme="minorHAnsi" w:hAnsiTheme="minorHAnsi" w:cstheme="minorHAnsi"/>
-                <w:b w:val="0"/>
-                <w:bCs/>
-                <w:kern w:val="28"/>
-                <w:sz w:val="20"/>
-                <w:szCs w:val="20"/>
-              </w:rPr>
-              <w:t xml:space="preserve"> </w:t>
-            </w:r>
-            <w:r>
-              <w:rPr>
-                <w:rFonts w:asciiTheme="minorHAnsi" w:hAnsiTheme="minorHAnsi" w:cstheme="minorHAnsi"/>
-                <w:b w:val="0"/>
-                <w:bCs/>
-                <w:kern w:val="28"/>
-                <w:sz w:val="16"/>
-                <w:szCs w:val="20"/>
-              </w:rPr>
-              <w:t>(</w:t>
-            </w:r>
-            <w:r>
-              <w:rPr>
-                <w:rFonts w:asciiTheme="minorHAnsi" w:hAnsiTheme="minorHAnsi" w:cstheme="minorHAnsi"/>
-                <w:b w:val="0"/>
-                <w:bCs/>
-                <w:kern w:val="28"/>
-                <w:sz w:val="16"/>
-                <w:szCs w:val="20"/>
-              </w:rPr>
-              <w:t>Kindly</w:t>
-            </w:r>
-            <w:r>
-              <w:rPr>
-                <w:rFonts w:asciiTheme="minorHAnsi" w:hAnsiTheme="minorHAnsi" w:cstheme="minorHAnsi"/>
-                <w:b w:val="0"/>
-                <w:bCs/>
-                <w:kern w:val="28"/>
-                <w:sz w:val="16"/>
-                <w:szCs w:val="20"/>
-              </w:rPr>
-              <w:t xml:space="preserve"> mention the witness names below</w:t>
-            </w:r>
-            <w:r>
-              <w:rPr>
-                <w:rFonts w:asciiTheme="minorHAnsi" w:hAnsiTheme="minorHAnsi" w:cstheme="minorHAnsi"/>
-                <w:b w:val="0"/>
-                <w:bCs/>
-                <w:kern w:val="28"/>
-                <w:sz w:val="16"/>
-                <w:szCs w:val="20"/>
-              </w:rPr>
-              <w:t>)</w:t>
-            </w:r>
-            <w:r>
-              <w:rPr>
-                <w:rFonts w:asciiTheme="minorHAnsi" w:hAnsiTheme="minorHAnsi" w:cstheme="minorHAnsi"/>
-                <w:b w:val="0"/>
-                <w:bCs/>
-                <w:kern w:val="28"/>
-                <w:sz w:val="16"/>
-                <w:szCs w:val="20"/>
-              </w:rPr>
-              <w:t>.</w:t>
-            </w:r>
-          </w:p>
-          <w:p>
-            <w:pPr>
-              <w:pStyle w:val="FMBodyTextBold"/>
-              <w:numPr>
-                <w:ilvl w:val="0"/>
-                <w:numId w:val="2"/>
-              </w:numPr>
-              <w:ind w:left="388"/>
-              <w:jc w:val="both"/>
-              <w:rPr>
-                <w:rFonts w:asciiTheme="minorHAnsi" w:hAnsiTheme="minorHAnsi" w:cstheme="minorHAnsi"/>
-                <w:b w:val="0"/>
-                <w:bCs/>
-                <w:caps/>
-                <w:kern w:val="28"/>
-                <w:sz w:val="20"/>
-                <w:szCs w:val="20"/>
-              </w:rPr>
-            </w:pPr>
-            <w:r>
-              <w:rPr>
-                <w:rFonts w:asciiTheme="minorHAnsi" w:hAnsiTheme="minorHAnsi" w:cstheme="minorHAnsi"/>
-                <w:b w:val="0"/>
-                <w:bCs/>
-                <w:caps/>
-                <w:kern w:val="28"/>
-                <w:sz w:val="20"/>
-                <w:szCs w:val="20"/>
-              </w:rPr>
-              <w:t xml:space="preserve">………………………………………………       </w:t>
-            </w:r>
-            <w:r>
-              <w:rPr>
-                <w:rFonts w:asciiTheme="minorHAnsi" w:hAnsiTheme="minorHAnsi" w:cstheme="minorHAnsi"/>
-                <w:b w:val="0"/>
-                <w:bCs/>
-                <w:caps/>
-                <w:kern w:val="28"/>
-                <w:sz w:val="20"/>
-                <w:szCs w:val="20"/>
-              </w:rPr>
-              <w:t xml:space="preserve"> </w:t>
-            </w:r>
-            <w:r>
-              <w:rPr>
-                <w:rFonts w:asciiTheme="minorHAnsi" w:hAnsiTheme="minorHAnsi" w:cstheme="minorHAnsi"/>
-                <w:b w:val="0"/>
-                <w:bCs/>
-                <w:caps/>
-                <w:kern w:val="28"/>
-                <w:sz w:val="20"/>
-                <w:szCs w:val="20"/>
-              </w:rPr>
-              <w:t>(</w:t>
-            </w:r>
-            <w:r>
-              <w:rPr>
-                <w:rFonts w:asciiTheme="minorHAnsi" w:hAnsiTheme="minorHAnsi" w:cstheme="minorHAnsi"/>
-                <w:b w:val="0"/>
-                <w:bCs/>
-                <w:caps/>
-                <w:kern w:val="28"/>
-                <w:sz w:val="20"/>
-                <w:szCs w:val="20"/>
-              </w:rPr>
-              <w:t xml:space="preserve">2)    </w:t>
-            </w:r>
-            <w:r>
-              <w:rPr>
-                <w:rFonts w:asciiTheme="minorHAnsi" w:hAnsiTheme="minorHAnsi" w:cstheme="minorHAnsi"/>
-                <w:b w:val="0"/>
-                <w:bCs/>
-                <w:caps/>
-                <w:kern w:val="28"/>
-                <w:sz w:val="20"/>
-                <w:szCs w:val="20"/>
-              </w:rPr>
-              <w:t>………………………………………</w:t>
-            </w:r>
-            <w:r>
-              <w:rPr>
-                <w:rFonts w:asciiTheme="minorHAnsi" w:hAnsiTheme="minorHAnsi" w:cstheme="minorHAnsi"/>
-                <w:b w:val="0"/>
-                <w:bCs/>
-                <w:caps/>
-                <w:kern w:val="28"/>
-                <w:sz w:val="20"/>
-                <w:szCs w:val="20"/>
-              </w:rPr>
-              <w:t xml:space="preserve">………   </w:t>
-            </w:r>
-            <w:r>
-              <w:rPr>
-                <w:rFonts w:asciiTheme="minorHAnsi" w:hAnsiTheme="minorHAnsi" w:cstheme="minorHAnsi"/>
-                <w:b w:val="0"/>
-                <w:bCs/>
-                <w:caps/>
-                <w:kern w:val="28"/>
-                <w:sz w:val="20"/>
-                <w:szCs w:val="20"/>
-              </w:rPr>
-              <w:t xml:space="preserve">      </w:t>
-            </w:r>
-            <w:r>
-              <w:rPr>
-                <w:rFonts w:asciiTheme="minorHAnsi" w:hAnsiTheme="minorHAnsi" w:cstheme="minorHAnsi"/>
-                <w:b w:val="0"/>
-                <w:bCs/>
-                <w:caps/>
-                <w:kern w:val="28"/>
-                <w:sz w:val="20"/>
-                <w:szCs w:val="20"/>
-              </w:rPr>
-              <w:t xml:space="preserve"> </w:t>
-            </w:r>
-            <w:r>
-              <w:rPr>
-                <w:rFonts w:asciiTheme="minorHAnsi" w:hAnsiTheme="minorHAnsi" w:cstheme="minorHAnsi"/>
-                <w:b w:val="0"/>
-                <w:bCs/>
-                <w:caps/>
-                <w:kern w:val="28"/>
-                <w:sz w:val="20"/>
-                <w:szCs w:val="20"/>
-              </w:rPr>
-              <w:t>(</w:t>
-            </w:r>
-            <w:r>
-              <w:rPr>
-                <w:rFonts w:asciiTheme="minorHAnsi" w:hAnsiTheme="minorHAnsi" w:cstheme="minorHAnsi"/>
-                <w:b w:val="0"/>
-                <w:bCs/>
-                <w:caps/>
-                <w:kern w:val="28"/>
-                <w:sz w:val="20"/>
-                <w:szCs w:val="20"/>
-              </w:rPr>
-              <w:t xml:space="preserve">3)      </w:t>
-            </w:r>
-            <w:r>
-              <w:rPr>
-                <w:rFonts w:asciiTheme="minorHAnsi" w:hAnsiTheme="minorHAnsi" w:cstheme="minorHAnsi"/>
-                <w:b w:val="0"/>
-                <w:bCs/>
-                <w:caps/>
-                <w:kern w:val="28"/>
-                <w:sz w:val="20"/>
-                <w:szCs w:val="20"/>
-              </w:rPr>
-              <w:t>………………………………</w:t>
-            </w:r>
-            <w:r>
-              <w:rPr>
-                <w:rFonts w:asciiTheme="minorHAnsi" w:hAnsiTheme="minorHAnsi" w:cstheme="minorHAnsi"/>
-                <w:b w:val="0"/>
-                <w:bCs/>
-                <w:caps/>
-                <w:kern w:val="28"/>
-                <w:sz w:val="20"/>
-                <w:szCs w:val="20"/>
-              </w:rPr>
-              <w:t>……………..</w:t>
+            <w:r>
+              <w:t>{{ witnesses }}</w:t>
             </w:r>
           </w:p>
         </w:tc>
@@ -2100,1023 +1792,8 @@
             <w:vAlign w:val="center"/>
           </w:tcPr>
           <w:p>
-            <w:pPr>
-              <w:rPr>
-                <w:rFonts w:cstheme="minorHAnsi"/>
-                <w:bCs/>
-                <w:caps/>
-                <w:kern w:val="28"/>
-                <w:sz w:val="20"/>
-                <w:szCs w:val="20"/>
-                <w:lang w:val="en-AU"/>
-              </w:rPr>
-            </w:pPr>
-            <w:r>
-              <w:rPr>
-                <w:noProof/>
-                <w:sz w:val="20"/>
-                <w:szCs w:val="20"/>
-              </w:rPr>
-              <mc:AlternateContent>
-                <mc:Choice Requires="wps">
-                  <w:drawing>
-                    <wp:anchor distT="0" distB="0" distL="114300" distR="114300" simplePos="0" relativeHeight="251694080" behindDoc="0" locked="0" layoutInCell="1" allowOverlap="1" wp14:anchorId="7BF6FB63" wp14:editId="4D1703F8">
-                      <wp:simplePos x="0" y="0"/>
-                      <wp:positionH relativeFrom="column">
-                        <wp:posOffset>3514090</wp:posOffset>
-                      </wp:positionH>
-                      <wp:positionV relativeFrom="paragraph">
-                        <wp:posOffset>37465</wp:posOffset>
-                      </wp:positionV>
-                      <wp:extent cx="139700" cy="127000"/>
-                      <wp:effectExtent l="0" t="0" r="12700" b="25400"/>
-                      <wp:wrapNone/>
-                      <wp:docPr id="20" name="Rectangle 20"/>
-                      <wp:cNvGraphicFramePr/>
-                      <a:graphic xmlns:a="http://schemas.openxmlformats.org/drawingml/2006/main">
-                        <a:graphicData uri="http://schemas.microsoft.com/office/word/2010/wordprocessingShape">
-                          <wps:wsp>
-                            <wps:cNvSpPr/>
-                            <wps:spPr>
-                              <a:xfrm>
-                                <a:off x="0" y="0"/>
-                                <a:ext cx="139700" cy="127000"/>
-                              </a:xfrm>
-                              <a:prstGeom prst="rect">
-                                <a:avLst/>
-                              </a:prstGeom>
-                              <a:noFill/>
-                              <a:ln>
-                                <a:solidFill>
-                                  <a:schemeClr val="tx1"/>
-                                </a:solidFill>
-                              </a:ln>
-                            </wps:spPr>
-                            <wps:style>
-                              <a:lnRef idx="2">
-                                <a:schemeClr val="accent1">
-                                  <a:shade val="50000"/>
-                                </a:schemeClr>
-                              </a:lnRef>
-                              <a:fillRef idx="1">
-                                <a:schemeClr val="accent1"/>
-                              </a:fillRef>
-                              <a:effectRef idx="0">
-                                <a:schemeClr val="accent1"/>
-                              </a:effectRef>
-                              <a:fontRef idx="minor">
-                                <a:schemeClr val="lt1"/>
-                              </a:fontRef>
-                            </wps:style>
-                            <wps:bodyPr rot="0" spcFirstLastPara="0" vertOverflow="overflow" horzOverflow="overflow" vert="horz" wrap="square" lIns="91440" tIns="45720" rIns="91440" bIns="45720" numCol="1" spcCol="0" rtlCol="0" fromWordArt="0" anchor="ctr" anchorCtr="0" forceAA="0" compatLnSpc="1">
-                              <a:prstTxWarp prst="textNoShape">
-                                <a:avLst/>
-                              </a:prstTxWarp>
-                              <a:noAutofit/>
-                            </wps:bodyPr>
-                          </wps:wsp>
-                        </a:graphicData>
-                      </a:graphic>
-                      <wp14:sizeRelH relativeFrom="margin">
-                        <wp14:pctWidth>0</wp14:pctWidth>
-                      </wp14:sizeRelH>
-                      <wp14:sizeRelV relativeFrom="margin">
-                        <wp14:pctHeight>0</wp14:pctHeight>
-                      </wp14:sizeRelV>
-                    </wp:anchor>
-                  </w:drawing>
-                </mc:Choice>
-                <mc:Fallback>
-                  <w:pict>
-                    <v:rect id="Rectangle 20" o:spid="_x0000_s1026" style="position:absolute;margin-left:276.7pt;margin-top:2.95pt;width:11pt;height:10pt;z-index:251694080;visibility:visible;mso-wrap-style:square;mso-width-percent:0;mso-height-percent:0;mso-wrap-distance-left:9pt;mso-wrap-distance-top:0;mso-wrap-distance-right:9pt;mso-wrap-distance-bottom:0;mso-position-horizontal:absolute;mso-position-horizontal-relative:text;mso-position-vertical:absolute;mso-position-vertical-relative:text;mso-width-percent:0;mso-height-percent:0;mso-width-relative:margin;mso-height-relative:margin;v-text-anchor:middle" o:gfxdata="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" filled="f" strokecolor="black [3213]" strokeweight="1pt"/>
-                  </w:pict>
-                </mc:Fallback>
-              </mc:AlternateContent>
-            </w:r>
-            <w:r>
-              <w:rPr>
-                <w:noProof/>
-                <w:sz w:val="20"/>
-                <w:szCs w:val="20"/>
-              </w:rPr>
-              <mc:AlternateContent>
-                <mc:Choice Requires="wps">
-                  <w:drawing>
-                    <wp:anchor distT="0" distB="0" distL="114300" distR="114300" simplePos="0" relativeHeight="251692032" behindDoc="0" locked="0" layoutInCell="1" allowOverlap="1" wp14:anchorId="07001671" wp14:editId="29699C42">
-                      <wp:simplePos x="0" y="0"/>
-                      <wp:positionH relativeFrom="column">
-                        <wp:posOffset>2485390</wp:posOffset>
-                      </wp:positionH>
-                      <wp:positionV relativeFrom="paragraph">
-                        <wp:posOffset>291465</wp:posOffset>
-                      </wp:positionV>
-                      <wp:extent cx="139700" cy="127000"/>
-                      <wp:effectExtent l="0" t="0" r="12700" b="25400"/>
-                      <wp:wrapNone/>
-                      <wp:docPr id="19" name="Rectangle 19"/>
-                      <wp:cNvGraphicFramePr/>
-                      <a:graphic xmlns:a="http://schemas.openxmlformats.org/drawingml/2006/main">
-                        <a:graphicData uri="http://schemas.microsoft.com/office/word/2010/wordprocessingShape">
-                          <wps:wsp>
-                            <wps:cNvSpPr/>
-                            <wps:spPr>
-                              <a:xfrm>
-                                <a:off x="0" y="0"/>
-                                <a:ext cx="139700" cy="127000"/>
-                              </a:xfrm>
-                              <a:prstGeom prst="rect">
-                                <a:avLst/>
-                              </a:prstGeom>
-                              <a:noFill/>
-                              <a:ln>
-                                <a:solidFill>
-                                  <a:schemeClr val="tx1"/>
-                                </a:solidFill>
-                              </a:ln>
-                            </wps:spPr>
-                            <wps:style>
-                              <a:lnRef idx="2">
-                                <a:schemeClr val="accent1">
-                                  <a:shade val="50000"/>
-                                </a:schemeClr>
-                              </a:lnRef>
-                              <a:fillRef idx="1">
-                                <a:schemeClr val="accent1"/>
-                              </a:fillRef>
-                              <a:effectRef idx="0">
-                                <a:schemeClr val="accent1"/>
-                              </a:effectRef>
-                              <a:fontRef idx="minor">
-                                <a:schemeClr val="lt1"/>
-                              </a:fontRef>
-                            </wps:style>
-                            <wps:bodyPr rot="0" spcFirstLastPara="0" vertOverflow="overflow" horzOverflow="overflow" vert="horz" wrap="square" lIns="91440" tIns="45720" rIns="91440" bIns="45720" numCol="1" spcCol="0" rtlCol="0" fromWordArt="0" anchor="ctr" anchorCtr="0" forceAA="0" compatLnSpc="1">
-                              <a:prstTxWarp prst="textNoShape">
-                                <a:avLst/>
-                              </a:prstTxWarp>
-                              <a:noAutofit/>
-                            </wps:bodyPr>
-                          </wps:wsp>
-                        </a:graphicData>
-                      </a:graphic>
-                      <wp14:sizeRelH relativeFrom="margin">
-                        <wp14:pctWidth>0</wp14:pctWidth>
-                      </wp14:sizeRelH>
-                      <wp14:sizeRelV relativeFrom="margin">
-                        <wp14:pctHeight>0</wp14:pctHeight>
-                      </wp14:sizeRelV>
-                    </wp:anchor>
-                  </w:drawing>
-                </mc:Choice>
-                <mc:Fallback>
-                  <w:pict>
-                    <v:rect id="Rectangle 19" o:spid="_x0000_s1026" style="position:absolute;margin-left:195.7pt;margin-top:22.95pt;width:11pt;height:10pt;z-index:251692032;visibility:visible;mso-wrap-style:square;mso-width-percent:0;mso-height-percent:0;mso-wrap-distance-left:9pt;mso-wrap-distance-top:0;mso-wrap-distance-right:9pt;mso-wrap-distance-bottom:0;mso-position-horizontal:absolute;mso-position-horizontal-relative:text;mso-position-vertical:absolute;mso-position-vertical-relative:text;mso-width-percent:0;mso-height-percent:0;mso-width-relative:margin;mso-height-relative:margin;v-text-anchor:middle" o:gfxdata="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" filled="f" strokecolor="black [3213]" strokeweight="1pt"/>
-                  </w:pict>
-                </mc:Fallback>
-              </mc:AlternateContent>
-            </w:r>
-            <w:r>
-              <w:rPr>
-                <w:noProof/>
-                <w:sz w:val="20"/>
-                <w:szCs w:val="20"/>
-              </w:rPr>
-              <mc:AlternateContent>
-                <mc:Choice Requires="wps">
-                  <w:drawing>
-                    <wp:anchor distT="0" distB="0" distL="114300" distR="114300" simplePos="0" relativeHeight="251691008" behindDoc="0" locked="0" layoutInCell="1" allowOverlap="1" wp14:anchorId="539C5416" wp14:editId="2F52AE1A">
-                      <wp:simplePos x="0" y="0"/>
-                      <wp:positionH relativeFrom="column">
-                        <wp:posOffset>2485390</wp:posOffset>
-                      </wp:positionH>
-                      <wp:positionV relativeFrom="paragraph">
-                        <wp:posOffset>33655</wp:posOffset>
-                      </wp:positionV>
-                      <wp:extent cx="139700" cy="127000"/>
-                      <wp:effectExtent l="0" t="0" r="12700" b="25400"/>
-                      <wp:wrapNone/>
-                      <wp:docPr id="18" name="Rectangle 18"/>
-                      <wp:cNvGraphicFramePr/>
-                      <a:graphic xmlns:a="http://schemas.openxmlformats.org/drawingml/2006/main">
-                        <a:graphicData uri="http://schemas.microsoft.com/office/word/2010/wordprocessingShape">
-                          <wps:wsp>
-                            <wps:cNvSpPr/>
-                            <wps:spPr>
-                              <a:xfrm>
-                                <a:off x="0" y="0"/>
-                                <a:ext cx="139700" cy="127000"/>
-                              </a:xfrm>
-                              <a:prstGeom prst="rect">
-                                <a:avLst/>
-                              </a:prstGeom>
-                              <a:noFill/>
-                              <a:ln>
-                                <a:solidFill>
-                                  <a:schemeClr val="tx1"/>
-                                </a:solidFill>
-                              </a:ln>
-                            </wps:spPr>
-                            <wps:style>
-                              <a:lnRef idx="2">
-                                <a:schemeClr val="accent1">
-                                  <a:shade val="50000"/>
-                                </a:schemeClr>
-                              </a:lnRef>
-                              <a:fillRef idx="1">
-                                <a:schemeClr val="accent1"/>
-                              </a:fillRef>
-                              <a:effectRef idx="0">
-                                <a:schemeClr val="accent1"/>
-                              </a:effectRef>
-                              <a:fontRef idx="minor">
-                                <a:schemeClr val="lt1"/>
-                              </a:fontRef>
-                            </wps:style>
-                            <wps:bodyPr rot="0" spcFirstLastPara="0" vertOverflow="overflow" horzOverflow="overflow" vert="horz" wrap="square" lIns="91440" tIns="45720" rIns="91440" bIns="45720" numCol="1" spcCol="0" rtlCol="0" fromWordArt="0" anchor="ctr" anchorCtr="0" forceAA="0" compatLnSpc="1">
-                              <a:prstTxWarp prst="textNoShape">
-                                <a:avLst/>
-                              </a:prstTxWarp>
-                              <a:noAutofit/>
-                            </wps:bodyPr>
-                          </wps:wsp>
-                        </a:graphicData>
-                      </a:graphic>
-                      <wp14:sizeRelH relativeFrom="margin">
-                        <wp14:pctWidth>0</wp14:pctWidth>
-                      </wp14:sizeRelH>
-                      <wp14:sizeRelV relativeFrom="margin">
-                        <wp14:pctHeight>0</wp14:pctHeight>
-                      </wp14:sizeRelV>
-                    </wp:anchor>
-                  </w:drawing>
-                </mc:Choice>
-                <mc:Fallback>
-                  <w:pict>
-                    <v:rect id="Rectangle 18" o:spid="_x0000_s1026" style="position:absolute;margin-left:195.7pt;margin-top:2.65pt;width:11pt;height:10pt;z-index:251691008;visibility:visible;mso-wrap-style:square;mso-width-percent:0;mso-height-percent:0;mso-wrap-distance-left:9pt;mso-wrap-distance-top:0;mso-wrap-distance-right:9pt;mso-wrap-distance-bottom:0;mso-position-horizontal:absolute;mso-position-horizontal-relative:text;mso-position-vertical:absolute;mso-position-vertical-relative:text;mso-width-percent:0;mso-height-percent:0;mso-width-relative:margin;mso-height-relative:margin;v-text-anchor:middle" o:gfxdata="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" filled="f" strokecolor="black [3213]" strokeweight="1pt"/>
-                  </w:pict>
-                </mc:Fallback>
-              </mc:AlternateContent>
-            </w:r>
-            <w:r>
-              <w:rPr>
-                <w:noProof/>
-                <w:sz w:val="20"/>
-                <w:szCs w:val="20"/>
-              </w:rPr>
-              <mc:AlternateContent>
-                <mc:Choice Requires="wps">
-                  <w:drawing>
-                    <wp:anchor distT="0" distB="0" distL="114300" distR="114300" simplePos="0" relativeHeight="251686912" behindDoc="0" locked="0" layoutInCell="1" allowOverlap="1" wp14:anchorId="11EDFAAF" wp14:editId="71B6B9E1">
-                      <wp:simplePos x="0" y="0"/>
-                      <wp:positionH relativeFrom="column">
-                        <wp:posOffset>1301115</wp:posOffset>
-                      </wp:positionH>
-                      <wp:positionV relativeFrom="paragraph">
-                        <wp:posOffset>24130</wp:posOffset>
-                      </wp:positionV>
-                      <wp:extent cx="139700" cy="127000"/>
-                      <wp:effectExtent l="0" t="0" r="12700" b="25400"/>
-                      <wp:wrapNone/>
-                      <wp:docPr id="16" name="Rectangle 16"/>
-                      <wp:cNvGraphicFramePr/>
-                      <a:graphic xmlns:a="http://schemas.openxmlformats.org/drawingml/2006/main">
-                        <a:graphicData uri="http://schemas.microsoft.com/office/word/2010/wordprocessingShape">
-                          <wps:wsp>
-                            <wps:cNvSpPr/>
-                            <wps:spPr>
-                              <a:xfrm>
-                                <a:off x="0" y="0"/>
-                                <a:ext cx="139700" cy="127000"/>
-                              </a:xfrm>
-                              <a:prstGeom prst="rect">
-                                <a:avLst/>
-                              </a:prstGeom>
-                              <a:noFill/>
-                              <a:ln>
-                                <a:solidFill>
-                                  <a:schemeClr val="tx1"/>
-                                </a:solidFill>
-                              </a:ln>
-                            </wps:spPr>
-                            <wps:style>
-                              <a:lnRef idx="2">
-                                <a:schemeClr val="accent1">
-                                  <a:shade val="50000"/>
-                                </a:schemeClr>
-                              </a:lnRef>
-                              <a:fillRef idx="1">
-                                <a:schemeClr val="accent1"/>
-                              </a:fillRef>
-                              <a:effectRef idx="0">
-                                <a:schemeClr val="accent1"/>
-                              </a:effectRef>
-                              <a:fontRef idx="minor">
-                                <a:schemeClr val="lt1"/>
-                              </a:fontRef>
-                            </wps:style>
-                            <wps:bodyPr rot="0" spcFirstLastPara="0" vertOverflow="overflow" horzOverflow="overflow" vert="horz" wrap="square" lIns="91440" tIns="45720" rIns="91440" bIns="45720" numCol="1" spcCol="0" rtlCol="0" fromWordArt="0" anchor="ctr" anchorCtr="0" forceAA="0" compatLnSpc="1">
-                              <a:prstTxWarp prst="textNoShape">
-                                <a:avLst/>
-                              </a:prstTxWarp>
-                              <a:noAutofit/>
-                            </wps:bodyPr>
-                          </wps:wsp>
-                        </a:graphicData>
-                      </a:graphic>
-                      <wp14:sizeRelH relativeFrom="margin">
-                        <wp14:pctWidth>0</wp14:pctWidth>
-                      </wp14:sizeRelH>
-                      <wp14:sizeRelV relativeFrom="margin">
-                        <wp14:pctHeight>0</wp14:pctHeight>
-                      </wp14:sizeRelV>
-                    </wp:anchor>
-                  </w:drawing>
-                </mc:Choice>
-                <mc:Fallback>
-                  <w:pict>
-                    <v:rect id="Rectangle 16" o:spid="_x0000_s1026" style="position:absolute;margin-left:102.45pt;margin-top:1.9pt;width:11pt;height:10pt;z-index:251686912;visibility:visible;mso-wrap-style:square;mso-width-percent:0;mso-height-percent:0;mso-wrap-distance-left:9pt;mso-wrap-distance-top:0;mso-wrap-distance-right:9pt;mso-wrap-distance-bottom:0;mso-position-horizontal:absolute;mso-position-horizontal-relative:text;mso-position-vertical:absolute;mso-position-vertical-relative:text;mso-width-percent:0;mso-height-percent:0;mso-width-relative:margin;mso-height-relative:margin;v-text-anchor:middle" o:gfxdata="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" filled="f" strokecolor="black [3213]" strokeweight="1pt"/>
-                  </w:pict>
-                </mc:Fallback>
-              </mc:AlternateContent>
-            </w:r>
-            <w:r>
-              <w:rPr>
-                <w:noProof/>
-                <w:sz w:val="20"/>
-                <w:szCs w:val="20"/>
-              </w:rPr>
-              <mc:AlternateContent>
-                <mc:Choice Requires="wps">
-                  <w:drawing>
-                    <wp:anchor distT="0" distB="0" distL="114300" distR="114300" simplePos="0" relativeHeight="251682816" behindDoc="0" locked="0" layoutInCell="1" allowOverlap="1" wp14:anchorId="0A05D052" wp14:editId="1C159CB4">
-                      <wp:simplePos x="0" y="0"/>
-                      <wp:positionH relativeFrom="column">
-                        <wp:posOffset>12065</wp:posOffset>
-                      </wp:positionH>
-                      <wp:positionV relativeFrom="paragraph">
-                        <wp:posOffset>13970</wp:posOffset>
-                      </wp:positionV>
-                      <wp:extent cx="139700" cy="127000"/>
-                      <wp:effectExtent l="0" t="0" r="12700" b="25400"/>
-                      <wp:wrapNone/>
-                      <wp:docPr id="14" name="Rectangle 14"/>
-                      <wp:cNvGraphicFramePr/>
-                      <a:graphic xmlns:a="http://schemas.openxmlformats.org/drawingml/2006/main">
-                        <a:graphicData uri="http://schemas.microsoft.com/office/word/2010/wordprocessingShape">
-                          <wps:wsp>
-                            <wps:cNvSpPr/>
-                            <wps:spPr>
-                              <a:xfrm>
-                                <a:off x="0" y="0"/>
-                                <a:ext cx="139700" cy="127000"/>
-                              </a:xfrm>
-                              <a:prstGeom prst="rect">
-                                <a:avLst/>
-                              </a:prstGeom>
-                              <a:noFill/>
-                              <a:ln>
-                                <a:solidFill>
-                                  <a:schemeClr val="tx1"/>
-                                </a:solidFill>
-                              </a:ln>
-                            </wps:spPr>
-                            <wps:style>
-                              <a:lnRef idx="2">
-                                <a:schemeClr val="accent1">
-                                  <a:shade val="50000"/>
-                                </a:schemeClr>
-                              </a:lnRef>
-                              <a:fillRef idx="1">
-                                <a:schemeClr val="accent1"/>
-                              </a:fillRef>
-                              <a:effectRef idx="0">
-                                <a:schemeClr val="accent1"/>
-                              </a:effectRef>
-                              <a:fontRef idx="minor">
-                                <a:schemeClr val="lt1"/>
-                              </a:fontRef>
-                            </wps:style>
-                            <wps:bodyPr rot="0" spcFirstLastPara="0" vertOverflow="overflow" horzOverflow="overflow" vert="horz" wrap="square" lIns="91440" tIns="45720" rIns="91440" bIns="45720" numCol="1" spcCol="0" rtlCol="0" fromWordArt="0" anchor="ctr" anchorCtr="0" forceAA="0" compatLnSpc="1">
-                              <a:prstTxWarp prst="textNoShape">
-                                <a:avLst/>
-                              </a:prstTxWarp>
-                              <a:noAutofit/>
-                            </wps:bodyPr>
-                          </wps:wsp>
-                        </a:graphicData>
-                      </a:graphic>
-                      <wp14:sizeRelH relativeFrom="margin">
-                        <wp14:pctWidth>0</wp14:pctWidth>
-                      </wp14:sizeRelH>
-                      <wp14:sizeRelV relativeFrom="margin">
-                        <wp14:pctHeight>0</wp14:pctHeight>
-                      </wp14:sizeRelV>
-                    </wp:anchor>
-                  </w:drawing>
-                </mc:Choice>
-                <mc:Fallback>
-                  <w:pict>
-                    <v:rect id="Rectangle 14" o:spid="_x0000_s1026" style="position:absolute;margin-left:.95pt;margin-top:1.1pt;width:11pt;height:10pt;z-index:251682816;visibility:visible;mso-wrap-style:square;mso-width-percent:0;mso-height-percent:0;mso-wrap-distance-left:9pt;mso-wrap-distance-top:0;mso-wrap-distance-right:9pt;mso-wrap-distance-bottom:0;mso-position-horizontal:absolute;mso-position-horizontal-relative:text;mso-position-vertical:absolute;mso-position-vertical-relative:text;mso-width-percent:0;mso-height-percent:0;mso-width-relative:margin;mso-height-relative:margin;v-text-anchor:middle" o:gfxdata="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" filled="f" strokecolor="black [3213]" strokeweight="1pt"/>
-                  </w:pict>
-                </mc:Fallback>
-              </mc:AlternateContent>
-            </w:r>
-            <w:r>
-              <w:rPr>
-                <w:rFonts w:cstheme="minorHAnsi"/>
-                <w:bCs/>
-                <w:caps/>
-                <w:kern w:val="28"/>
-                <w:sz w:val="20"/>
-                <w:szCs w:val="20"/>
-                <w:lang w:val="en-AU"/>
-              </w:rPr>
-              <w:t xml:space="preserve">  </w:t>
-            </w:r>
-            <w:r>
-              <w:rPr>
-                <w:rFonts w:cstheme="minorHAnsi"/>
-                <w:bCs/>
-                <w:caps/>
-                <w:kern w:val="28"/>
-                <w:sz w:val="20"/>
-                <w:szCs w:val="20"/>
-                <w:lang w:val="en-AU"/>
-              </w:rPr>
-              <w:t xml:space="preserve">     </w:t>
-            </w:r>
-            <w:r>
-              <w:rPr>
-                <w:rFonts w:cstheme="minorHAnsi"/>
-                <w:bCs/>
-                <w:caps/>
-                <w:kern w:val="28"/>
-                <w:sz w:val="20"/>
-                <w:szCs w:val="20"/>
-                <w:lang w:val="en-AU"/>
-              </w:rPr>
-              <w:t>P</w:t>
-            </w:r>
-            <w:r>
-              <w:rPr>
-                <w:rFonts w:cstheme="minorHAnsi"/>
-                <w:bCs/>
-                <w:caps/>
-                <w:kern w:val="28"/>
-                <w:sz w:val="20"/>
-                <w:szCs w:val="20"/>
-                <w:lang w:val="en-AU"/>
-              </w:rPr>
-              <w:t>olice</w:t>
-            </w:r>
-            <w:r>
-              <w:rPr>
-                <w:rFonts w:cstheme="minorHAnsi"/>
-                <w:bCs/>
-                <w:caps/>
-                <w:kern w:val="28"/>
-                <w:sz w:val="20"/>
-                <w:szCs w:val="20"/>
-                <w:lang w:val="en-AU"/>
-              </w:rPr>
-              <w:t xml:space="preserve">                               </w:t>
-            </w:r>
-            <w:r>
-              <w:rPr>
-                <w:rFonts w:cstheme="minorHAnsi"/>
-                <w:bCs/>
-                <w:caps/>
-                <w:kern w:val="28"/>
-                <w:sz w:val="20"/>
-                <w:szCs w:val="20"/>
-                <w:lang w:val="en-AU"/>
-              </w:rPr>
-              <w:t xml:space="preserve"> </w:t>
-            </w:r>
-            <w:r>
-              <w:rPr>
-                <w:rFonts w:cstheme="minorHAnsi"/>
-                <w:bCs/>
-                <w:caps/>
-                <w:kern w:val="28"/>
-                <w:sz w:val="20"/>
-                <w:szCs w:val="20"/>
-                <w:lang w:val="en-AU"/>
-              </w:rPr>
-              <w:t>CIVIL DEFENCE</w:t>
-            </w:r>
-            <w:r>
-              <w:rPr>
-                <w:rFonts w:cstheme="minorHAnsi"/>
-                <w:bCs/>
-                <w:caps/>
-                <w:kern w:val="28"/>
-                <w:sz w:val="20"/>
-                <w:szCs w:val="20"/>
-                <w:lang w:val="en-AU"/>
-              </w:rPr>
-              <w:t xml:space="preserve">         </w:t>
-            </w:r>
-            <w:r>
-              <w:rPr>
-                <w:rFonts w:cstheme="minorHAnsi"/>
-                <w:bCs/>
-                <w:caps/>
-                <w:kern w:val="28"/>
-                <w:sz w:val="20"/>
-                <w:szCs w:val="20"/>
-                <w:lang w:val="en-AU"/>
-              </w:rPr>
-              <w:t xml:space="preserve">      </w:t>
-            </w:r>
-            <w:r>
-              <w:rPr>
-                <w:rFonts w:cstheme="minorHAnsi"/>
-                <w:bCs/>
-                <w:caps/>
-                <w:kern w:val="28"/>
-                <w:sz w:val="20"/>
-                <w:szCs w:val="20"/>
-                <w:lang w:val="en-AU"/>
-              </w:rPr>
-              <w:t xml:space="preserve">Ambulance     </w:t>
-            </w:r>
-            <w:r>
-              <w:rPr>
-                <w:rFonts w:cstheme="minorHAnsi"/>
-                <w:bCs/>
-                <w:caps/>
-                <w:kern w:val="28"/>
-                <w:sz w:val="20"/>
-                <w:szCs w:val="20"/>
-                <w:lang w:val="en-AU"/>
-              </w:rPr>
-              <w:t xml:space="preserve">   </w:t>
-            </w:r>
-            <w:r>
-              <w:rPr>
-                <w:rFonts w:cstheme="minorHAnsi"/>
-                <w:bCs/>
-                <w:caps/>
-                <w:sz w:val="20"/>
-                <w:szCs w:val="20"/>
-              </w:rPr>
-              <w:t xml:space="preserve">    </w:t>
-            </w:r>
-            <w:r>
-              <w:rPr>
-                <w:rFonts w:cstheme="minorHAnsi"/>
-                <w:bCs/>
-                <w:caps/>
-                <w:kern w:val="28"/>
-                <w:sz w:val="20"/>
-                <w:szCs w:val="20"/>
-                <w:lang w:val="en-AU"/>
-              </w:rPr>
-              <w:t>contractor</w:t>
-            </w:r>
-            <w:r>
-              <w:rPr>
-                <w:rFonts w:cstheme="minorHAnsi"/>
-                <w:bCs/>
-                <w:caps/>
-                <w:kern w:val="28"/>
-                <w:sz w:val="20"/>
-                <w:szCs w:val="20"/>
-                <w:lang w:val="en-AU"/>
-              </w:rPr>
-              <w:t xml:space="preserve">         </w:t>
-            </w:r>
-            <w:r>
-              <w:rPr>
-                <w:rFonts w:cstheme="minorHAnsi"/>
-                <w:bCs/>
-                <w:caps/>
-                <w:kern w:val="28"/>
-                <w:sz w:val="20"/>
-                <w:szCs w:val="20"/>
-                <w:lang w:val="en-AU"/>
-              </w:rPr>
-              <w:t xml:space="preserve">   </w:t>
-            </w:r>
-          </w:p>
-          <w:p>
-            <w:pPr>
-              <w:rPr>
-                <w:rFonts w:cstheme="minorHAnsi"/>
-                <w:bCs/>
-                <w:caps/>
-                <w:sz w:val="20"/>
-                <w:szCs w:val="20"/>
-              </w:rPr>
-            </w:pPr>
-            <w:r>
-              <w:rPr>
-                <w:noProof/>
-                <w:sz w:val="20"/>
-                <w:szCs w:val="20"/>
-              </w:rPr>
-              <mc:AlternateContent>
-                <mc:Choice Requires="wps">
-                  <w:drawing>
-                    <wp:anchor distT="0" distB="0" distL="114300" distR="114300" simplePos="0" relativeHeight="251708416" behindDoc="0" locked="0" layoutInCell="1" allowOverlap="1" wp14:anchorId="042960BD" wp14:editId="4270E0BE">
-                      <wp:simplePos x="0" y="0"/>
-                      <wp:positionH relativeFrom="column">
-                        <wp:posOffset>12065</wp:posOffset>
-                      </wp:positionH>
-                      <wp:positionV relativeFrom="paragraph">
-                        <wp:posOffset>34290</wp:posOffset>
-                      </wp:positionV>
-                      <wp:extent cx="139700" cy="127000"/>
-                      <wp:effectExtent l="0" t="0" r="12700" b="25400"/>
-                      <wp:wrapNone/>
-                      <wp:docPr id="10" name="Rectangle 10"/>
-                      <wp:cNvGraphicFramePr/>
-                      <a:graphic xmlns:a="http://schemas.openxmlformats.org/drawingml/2006/main">
-                        <a:graphicData uri="http://schemas.microsoft.com/office/word/2010/wordprocessingShape">
-                          <wps:wsp>
-                            <wps:cNvSpPr/>
-                            <wps:spPr>
-                              <a:xfrm>
-                                <a:off x="0" y="0"/>
-                                <a:ext cx="139700" cy="127000"/>
-                              </a:xfrm>
-                              <a:prstGeom prst="rect">
-                                <a:avLst/>
-                              </a:prstGeom>
-                              <a:noFill/>
-                              <a:ln>
-                                <a:solidFill>
-                                  <a:schemeClr val="tx1"/>
-                                </a:solidFill>
-                              </a:ln>
-                            </wps:spPr>
-                            <wps:style>
-                              <a:lnRef idx="2">
-                                <a:schemeClr val="accent1">
-                                  <a:shade val="50000"/>
-                                </a:schemeClr>
-                              </a:lnRef>
-                              <a:fillRef idx="1">
-                                <a:schemeClr val="accent1"/>
-                              </a:fillRef>
-                              <a:effectRef idx="0">
-                                <a:schemeClr val="accent1"/>
-                              </a:effectRef>
-                              <a:fontRef idx="minor">
-                                <a:schemeClr val="lt1"/>
-                              </a:fontRef>
-                            </wps:style>
-                            <wps:bodyPr rot="0" spcFirstLastPara="0" vertOverflow="overflow" horzOverflow="overflow" vert="horz" wrap="square" lIns="91440" tIns="45720" rIns="91440" bIns="45720" numCol="1" spcCol="0" rtlCol="0" fromWordArt="0" anchor="ctr" anchorCtr="0" forceAA="0" compatLnSpc="1">
-                              <a:prstTxWarp prst="textNoShape">
-                                <a:avLst/>
-                              </a:prstTxWarp>
-                              <a:noAutofit/>
-                            </wps:bodyPr>
-                          </wps:wsp>
-                        </a:graphicData>
-                      </a:graphic>
-                      <wp14:sizeRelH relativeFrom="margin">
-                        <wp14:pctWidth>0</wp14:pctWidth>
-                      </wp14:sizeRelH>
-                      <wp14:sizeRelV relativeFrom="margin">
-                        <wp14:pctHeight>0</wp14:pctHeight>
-                      </wp14:sizeRelV>
-                    </wp:anchor>
-                  </w:drawing>
-                </mc:Choice>
-                <mc:Fallback>
-                  <w:pict>
-                    <v:rect id="Rectangle 10" o:spid="_x0000_s1026" style="position:absolute;margin-left:.95pt;margin-top:2.7pt;width:11pt;height:10pt;z-index:251708416;visibility:visible;mso-wrap-style:square;mso-width-percent:0;mso-height-percent:0;mso-wrap-distance-left:9pt;mso-wrap-distance-top:0;mso-wrap-distance-right:9pt;mso-wrap-distance-bottom:0;mso-position-horizontal:absolute;mso-position-horizontal-relative:text;mso-position-vertical:absolute;mso-position-vertical-relative:text;mso-width-percent:0;mso-height-percent:0;mso-width-relative:margin;mso-height-relative:margin;v-text-anchor:middle" o:gfxdata="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" filled="f" strokecolor="black [3213]" strokeweight="1pt"/>
-                  </w:pict>
-                </mc:Fallback>
-              </mc:AlternateContent>
-            </w:r>
-            <w:r>
-              <w:rPr>
-                <w:noProof/>
-                <w:sz w:val="20"/>
-                <w:szCs w:val="20"/>
-              </w:rPr>
-              <mc:AlternateContent>
-                <mc:Choice Requires="wps">
-                  <w:drawing>
-                    <wp:anchor distT="0" distB="0" distL="114300" distR="114300" simplePos="0" relativeHeight="251688960" behindDoc="0" locked="0" layoutInCell="1" allowOverlap="1" wp14:anchorId="7F6AA7B2" wp14:editId="39B04D3A">
-                      <wp:simplePos x="0" y="0"/>
-                      <wp:positionH relativeFrom="column">
-                        <wp:posOffset>1301115</wp:posOffset>
-                      </wp:positionH>
-                      <wp:positionV relativeFrom="paragraph">
-                        <wp:posOffset>13335</wp:posOffset>
-                      </wp:positionV>
-                      <wp:extent cx="139700" cy="127000"/>
-                      <wp:effectExtent l="0" t="0" r="12700" b="25400"/>
-                      <wp:wrapNone/>
-                      <wp:docPr id="17" name="Rectangle 17"/>
-                      <wp:cNvGraphicFramePr/>
-                      <a:graphic xmlns:a="http://schemas.openxmlformats.org/drawingml/2006/main">
-                        <a:graphicData uri="http://schemas.microsoft.com/office/word/2010/wordprocessingShape">
-                          <wps:wsp>
-                            <wps:cNvSpPr/>
-                            <wps:spPr>
-                              <a:xfrm>
-                                <a:off x="0" y="0"/>
-                                <a:ext cx="139700" cy="127000"/>
-                              </a:xfrm>
-                              <a:prstGeom prst="rect">
-                                <a:avLst/>
-                              </a:prstGeom>
-                              <a:noFill/>
-                              <a:ln>
-                                <a:solidFill>
-                                  <a:schemeClr val="tx1"/>
-                                </a:solidFill>
-                              </a:ln>
-                            </wps:spPr>
-                            <wps:style>
-                              <a:lnRef idx="2">
-                                <a:schemeClr val="accent1">
-                                  <a:shade val="50000"/>
-                                </a:schemeClr>
-                              </a:lnRef>
-                              <a:fillRef idx="1">
-                                <a:schemeClr val="accent1"/>
-                              </a:fillRef>
-                              <a:effectRef idx="0">
-                                <a:schemeClr val="accent1"/>
-                              </a:effectRef>
-                              <a:fontRef idx="minor">
-                                <a:schemeClr val="lt1"/>
-                              </a:fontRef>
-                            </wps:style>
-                            <wps:bodyPr rot="0" spcFirstLastPara="0" vertOverflow="overflow" horzOverflow="overflow" vert="horz" wrap="square" lIns="91440" tIns="45720" rIns="91440" bIns="45720" numCol="1" spcCol="0" rtlCol="0" fromWordArt="0" anchor="ctr" anchorCtr="0" forceAA="0" compatLnSpc="1">
-                              <a:prstTxWarp prst="textNoShape">
-                                <a:avLst/>
-                              </a:prstTxWarp>
-                              <a:noAutofit/>
-                            </wps:bodyPr>
-                          </wps:wsp>
-                        </a:graphicData>
-                      </a:graphic>
-                      <wp14:sizeRelH relativeFrom="margin">
-                        <wp14:pctWidth>0</wp14:pctWidth>
-                      </wp14:sizeRelH>
-                      <wp14:sizeRelV relativeFrom="margin">
-                        <wp14:pctHeight>0</wp14:pctHeight>
-                      </wp14:sizeRelV>
-                    </wp:anchor>
-                  </w:drawing>
-                </mc:Choice>
-                <mc:Fallback>
-                  <w:pict>
-                    <v:rect id="Rectangle 17" o:spid="_x0000_s1026" style="position:absolute;margin-left:102.45pt;margin-top:1.05pt;width:11pt;height:10pt;z-index:251688960;visibility:visible;mso-wrap-style:square;mso-width-percent:0;mso-height-percent:0;mso-wrap-distance-left:9pt;mso-wrap-distance-top:0;mso-wrap-distance-right:9pt;mso-wrap-distance-bottom:0;mso-position-horizontal:absolute;mso-position-horizontal-relative:text;mso-position-vertical:absolute;mso-position-vertical-relative:text;mso-width-percent:0;mso-height-percent:0;mso-width-relative:margin;mso-height-relative:margin;v-text-anchor:middle" o:gfxdata="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" filled="f" strokecolor="black [3213]" strokeweight="1pt"/>
-                  </w:pict>
-                </mc:Fallback>
-              </mc:AlternateContent>
-            </w:r>
-            <w:r>
-              <w:rPr>
-                <w:rFonts w:cstheme="minorHAnsi"/>
-                <w:bCs/>
-                <w:caps/>
-                <w:kern w:val="28"/>
-                <w:sz w:val="20"/>
-                <w:szCs w:val="20"/>
-                <w:lang w:val="en-AU"/>
-              </w:rPr>
-              <w:t xml:space="preserve">  </w:t>
-            </w:r>
-            <w:r>
-              <w:rPr>
-                <w:rFonts w:cstheme="minorHAnsi"/>
-                <w:bCs/>
-                <w:caps/>
-                <w:kern w:val="28"/>
-                <w:sz w:val="20"/>
-                <w:szCs w:val="20"/>
-                <w:lang w:val="en-AU"/>
-              </w:rPr>
-              <w:t xml:space="preserve">    </w:t>
-            </w:r>
-            <w:r>
-              <w:rPr>
-                <w:rFonts w:cstheme="minorHAnsi"/>
-                <w:bCs/>
-                <w:caps/>
-                <w:kern w:val="28"/>
-                <w:sz w:val="20"/>
-                <w:szCs w:val="20"/>
-                <w:lang w:val="en-AU"/>
-              </w:rPr>
-              <w:t xml:space="preserve">  </w:t>
-            </w:r>
-            <w:r>
-              <w:rPr>
-                <w:rFonts w:cstheme="minorHAnsi"/>
-                <w:bCs/>
-                <w:caps/>
-                <w:kern w:val="28"/>
-                <w:sz w:val="20"/>
-                <w:szCs w:val="20"/>
-                <w:lang w:val="en-AU"/>
-              </w:rPr>
-              <w:t>MaNAGEMENT</w:t>
-            </w:r>
-            <w:r>
-              <w:rPr>
-                <w:rFonts w:cstheme="minorHAnsi"/>
-                <w:bCs/>
-                <w:caps/>
-                <w:kern w:val="28"/>
-                <w:sz w:val="20"/>
-                <w:szCs w:val="20"/>
-                <w:lang w:val="en-AU"/>
-              </w:rPr>
-              <w:t xml:space="preserve"> </w:t>
-            </w:r>
-            <w:r>
-              <w:rPr>
-                <w:rFonts w:cstheme="minorHAnsi"/>
-                <w:bCs/>
-                <w:caps/>
-                <w:kern w:val="28"/>
-                <w:sz w:val="20"/>
-                <w:szCs w:val="20"/>
-                <w:lang w:val="en-AU"/>
-              </w:rPr>
-              <w:t xml:space="preserve"> </w:t>
-            </w:r>
-            <w:r>
-              <w:rPr>
-                <w:rFonts w:cstheme="minorHAnsi"/>
-                <w:bCs/>
-                <w:caps/>
-                <w:kern w:val="28"/>
-                <w:sz w:val="20"/>
-                <w:szCs w:val="20"/>
-                <w:lang w:val="en-AU"/>
-              </w:rPr>
-              <w:t xml:space="preserve">    </w:t>
-            </w:r>
-            <w:r>
-              <w:rPr>
-                <w:rFonts w:cstheme="minorHAnsi"/>
-                <w:bCs/>
-                <w:caps/>
-                <w:kern w:val="28"/>
-                <w:sz w:val="20"/>
-                <w:szCs w:val="20"/>
-                <w:lang w:val="en-AU"/>
-              </w:rPr>
-              <w:t xml:space="preserve"> </w:t>
-            </w:r>
-            <w:r>
-              <w:rPr>
-                <w:rFonts w:cstheme="minorHAnsi"/>
-                <w:bCs/>
-                <w:caps/>
-                <w:kern w:val="28"/>
-                <w:sz w:val="20"/>
-                <w:szCs w:val="20"/>
-                <w:lang w:val="en-AU"/>
-              </w:rPr>
-              <w:t xml:space="preserve">    </w:t>
-            </w:r>
-            <w:r>
-              <w:rPr>
-                <w:rFonts w:cstheme="minorHAnsi"/>
-                <w:bCs/>
-                <w:caps/>
-                <w:kern w:val="28"/>
-                <w:sz w:val="20"/>
-                <w:szCs w:val="20"/>
-                <w:lang w:val="en-AU"/>
-              </w:rPr>
-              <w:t xml:space="preserve"> </w:t>
-            </w:r>
-            <w:r>
-              <w:rPr>
-                <w:rFonts w:cstheme="minorHAnsi"/>
-                <w:bCs/>
-                <w:caps/>
-                <w:kern w:val="28"/>
-                <w:sz w:val="20"/>
-                <w:szCs w:val="20"/>
-                <w:lang w:val="en-AU"/>
-              </w:rPr>
-              <w:t xml:space="preserve"> </w:t>
-            </w:r>
-            <w:r>
-              <w:rPr>
-                <w:rFonts w:cstheme="minorHAnsi"/>
-                <w:bCs/>
-                <w:caps/>
-                <w:kern w:val="28"/>
-                <w:sz w:val="20"/>
-                <w:szCs w:val="20"/>
-                <w:lang w:val="en-AU"/>
-              </w:rPr>
-              <w:t xml:space="preserve"> </w:t>
-            </w:r>
-            <w:r>
-              <w:rPr>
-                <w:rFonts w:cstheme="minorHAnsi"/>
-                <w:bCs/>
-                <w:caps/>
-                <w:sz w:val="20"/>
-                <w:szCs w:val="20"/>
-              </w:rPr>
-              <w:t xml:space="preserve">   CLIENT                  </w:t>
-            </w:r>
-            <w:r>
-              <w:rPr>
-                <w:rFonts w:cstheme="minorHAnsi"/>
-                <w:bCs/>
-                <w:caps/>
-                <w:kern w:val="28"/>
-                <w:sz w:val="20"/>
-                <w:szCs w:val="20"/>
-                <w:lang w:val="en-AU"/>
-              </w:rPr>
-              <w:t xml:space="preserve"> </w:t>
-            </w:r>
-            <w:r>
-              <w:rPr>
-                <w:rFonts w:cstheme="minorHAnsi"/>
-                <w:bCs/>
-                <w:caps/>
-                <w:kern w:val="28"/>
-                <w:sz w:val="20"/>
-                <w:szCs w:val="20"/>
-                <w:lang w:val="en-AU"/>
-              </w:rPr>
-              <w:t xml:space="preserve"> </w:t>
-            </w:r>
-            <w:r>
-              <w:rPr>
-                <w:rFonts w:cstheme="minorHAnsi"/>
-                <w:bCs/>
-                <w:caps/>
-                <w:sz w:val="20"/>
-                <w:szCs w:val="20"/>
-              </w:rPr>
-              <w:t xml:space="preserve">   </w:t>
-            </w:r>
-            <w:r>
-              <w:rPr>
-                <w:rFonts w:cstheme="minorHAnsi"/>
-                <w:bCs/>
-                <w:caps/>
-                <w:sz w:val="20"/>
-                <w:szCs w:val="20"/>
-              </w:rPr>
-              <w:t xml:space="preserve">     </w:t>
-            </w:r>
-            <w:r>
-              <w:rPr>
-                <w:rFonts w:cstheme="minorHAnsi"/>
-                <w:bCs/>
-                <w:caps/>
-                <w:kern w:val="28"/>
-                <w:sz w:val="20"/>
-                <w:szCs w:val="20"/>
-                <w:lang w:val="en-AU"/>
-              </w:rPr>
-              <w:t>OTHERS</w:t>
-            </w:r>
-            <w:r>
-              <w:rPr>
-                <w:rFonts w:cstheme="minorHAnsi"/>
-                <w:bCs/>
-                <w:caps/>
-                <w:kern w:val="28"/>
-                <w:sz w:val="20"/>
-                <w:szCs w:val="20"/>
-                <w:lang w:val="en-AU"/>
-              </w:rPr>
-              <w:t>: ……………………………………………….</w:t>
-            </w:r>
-            <w:r>
-              <w:rPr>
-                <w:rFonts w:cstheme="minorHAnsi"/>
-                <w:bCs/>
-                <w:caps/>
-                <w:kern w:val="28"/>
-                <w:sz w:val="20"/>
-                <w:szCs w:val="20"/>
-                <w:lang w:val="en-AU"/>
-              </w:rPr>
-              <w:t xml:space="preserve"> </w:t>
-            </w:r>
-            <w:r>
-              <w:rPr>
-                <w:rFonts w:cstheme="minorHAnsi"/>
-                <w:bCs/>
-                <w:caps/>
-                <w:sz w:val="20"/>
-                <w:szCs w:val="20"/>
-              </w:rPr>
-              <w:t xml:space="preserve">  </w:t>
+            <w:r>
+              <w:t>{{ who_informed }}</w:t>
             </w:r>
           </w:p>
         </w:tc>
@@ -3180,402 +1857,8 @@
             <w:vAlign w:val="center"/>
           </w:tcPr>
           <w:p>
-            <w:pPr>
-              <w:rPr>
-                <w:noProof/>
-                <w:sz w:val="20"/>
-                <w:szCs w:val="20"/>
-              </w:rPr>
-            </w:pPr>
-            <w:r>
-              <w:rPr>
-                <w:noProof/>
-                <w:sz w:val="20"/>
-                <w:szCs w:val="20"/>
-              </w:rPr>
-              <mc:AlternateContent>
-                <mc:Choice Requires="wps">
-                  <w:drawing>
-                    <wp:anchor distT="0" distB="0" distL="114300" distR="114300" simplePos="0" relativeHeight="251712512" behindDoc="0" locked="0" layoutInCell="1" allowOverlap="1" wp14:anchorId="3AF0102F" wp14:editId="26A9A9E7">
-                      <wp:simplePos x="0" y="0"/>
-                      <wp:positionH relativeFrom="column">
-                        <wp:posOffset>2491740</wp:posOffset>
-                      </wp:positionH>
-                      <wp:positionV relativeFrom="paragraph">
-                        <wp:posOffset>26670</wp:posOffset>
-                      </wp:positionV>
-                      <wp:extent cx="139700" cy="127000"/>
-                      <wp:effectExtent l="0" t="0" r="12700" b="25400"/>
-                      <wp:wrapNone/>
-                      <wp:docPr id="22" name="Rectangle 22"/>
-                      <wp:cNvGraphicFramePr/>
-                      <a:graphic xmlns:a="http://schemas.openxmlformats.org/drawingml/2006/main">
-                        <a:graphicData uri="http://schemas.microsoft.com/office/word/2010/wordprocessingShape">
-                          <wps:wsp>
-                            <wps:cNvSpPr/>
-                            <wps:spPr>
-                              <a:xfrm>
-                                <a:off x="0" y="0"/>
-                                <a:ext cx="139700" cy="127000"/>
-                              </a:xfrm>
-                              <a:prstGeom prst="rect">
-                                <a:avLst/>
-                              </a:prstGeom>
-                              <a:noFill/>
-                              <a:ln>
-                                <a:solidFill>
-                                  <a:schemeClr val="tx1"/>
-                                </a:solidFill>
-                              </a:ln>
-                            </wps:spPr>
-                            <wps:style>
-                              <a:lnRef idx="2">
-                                <a:schemeClr val="accent1">
-                                  <a:shade val="50000"/>
-                                </a:schemeClr>
-                              </a:lnRef>
-                              <a:fillRef idx="1">
-                                <a:schemeClr val="accent1"/>
-                              </a:fillRef>
-                              <a:effectRef idx="0">
-                                <a:schemeClr val="accent1"/>
-                              </a:effectRef>
-                              <a:fontRef idx="minor">
-                                <a:schemeClr val="lt1"/>
-                              </a:fontRef>
-                            </wps:style>
-                            <wps:bodyPr rot="0" spcFirstLastPara="0" vertOverflow="overflow" horzOverflow="overflow" vert="horz" wrap="square" lIns="91440" tIns="45720" rIns="91440" bIns="45720" numCol="1" spcCol="0" rtlCol="0" fromWordArt="0" anchor="ctr" anchorCtr="0" forceAA="0" compatLnSpc="1">
-                              <a:prstTxWarp prst="textNoShape">
-                                <a:avLst/>
-                              </a:prstTxWarp>
-                              <a:noAutofit/>
-                            </wps:bodyPr>
-                          </wps:wsp>
-                        </a:graphicData>
-                      </a:graphic>
-                      <wp14:sizeRelH relativeFrom="margin">
-                        <wp14:pctWidth>0</wp14:pctWidth>
-                      </wp14:sizeRelH>
-                      <wp14:sizeRelV relativeFrom="margin">
-                        <wp14:pctHeight>0</wp14:pctHeight>
-                      </wp14:sizeRelV>
-                    </wp:anchor>
-                  </w:drawing>
-                </mc:Choice>
-                <mc:Fallback>
-                  <w:pict>
-                    <v:rect id="Rectangle 22" o:spid="_x0000_s1026" style="position:absolute;margin-left:196.2pt;margin-top:2.1pt;width:11pt;height:10pt;z-index:251712512;visibility:visible;mso-wrap-style:square;mso-width-percent:0;mso-height-percent:0;mso-wrap-distance-left:9pt;mso-wrap-distance-top:0;mso-wrap-distance-right:9pt;mso-wrap-distance-bottom:0;mso-position-horizontal:absolute;mso-position-horizontal-relative:text;mso-position-vertical:absolute;mso-position-vertical-relative:text;mso-width-percent:0;mso-height-percent:0;mso-width-relative:margin;mso-height-relative:margin;v-text-anchor:middle" o:gfxdata="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" filled="f" strokecolor="black [3213]" strokeweight="1pt"/>
-                  </w:pict>
-                </mc:Fallback>
-              </mc:AlternateContent>
-            </w:r>
-            <w:r>
-              <w:rPr>
-                <w:noProof/>
-                <w:sz w:val="20"/>
-                <w:szCs w:val="20"/>
-              </w:rPr>
-              <mc:AlternateContent>
-                <mc:Choice Requires="wps">
-                  <w:drawing>
-                    <wp:anchor distT="0" distB="0" distL="114300" distR="114300" simplePos="0" relativeHeight="251710464" behindDoc="0" locked="0" layoutInCell="1" allowOverlap="1" wp14:anchorId="55E7B9B1" wp14:editId="35CB8CAD">
-                      <wp:simplePos x="0" y="0"/>
-                      <wp:positionH relativeFrom="column">
-                        <wp:posOffset>993140</wp:posOffset>
-                      </wp:positionH>
-                      <wp:positionV relativeFrom="paragraph">
-                        <wp:posOffset>36830</wp:posOffset>
-                      </wp:positionV>
-                      <wp:extent cx="139700" cy="127000"/>
-                      <wp:effectExtent l="0" t="0" r="12700" b="25400"/>
-                      <wp:wrapNone/>
-                      <wp:docPr id="21" name="Rectangle 21"/>
-                      <wp:cNvGraphicFramePr/>
-                      <a:graphic xmlns:a="http://schemas.openxmlformats.org/drawingml/2006/main">
-                        <a:graphicData uri="http://schemas.microsoft.com/office/word/2010/wordprocessingShape">
-                          <wps:wsp>
-                            <wps:cNvSpPr/>
-                            <wps:spPr>
-                              <a:xfrm>
-                                <a:off x="0" y="0"/>
-                                <a:ext cx="139700" cy="127000"/>
-                              </a:xfrm>
-                              <a:prstGeom prst="rect">
-                                <a:avLst/>
-                              </a:prstGeom>
-                              <a:noFill/>
-                              <a:ln>
-                                <a:solidFill>
-                                  <a:schemeClr val="tx1"/>
-                                </a:solidFill>
-                              </a:ln>
-                            </wps:spPr>
-                            <wps:style>
-                              <a:lnRef idx="2">
-                                <a:schemeClr val="accent1">
-                                  <a:shade val="50000"/>
-                                </a:schemeClr>
-                              </a:lnRef>
-                              <a:fillRef idx="1">
-                                <a:schemeClr val="accent1"/>
-                              </a:fillRef>
-                              <a:effectRef idx="0">
-                                <a:schemeClr val="accent1"/>
-                              </a:effectRef>
-                              <a:fontRef idx="minor">
-                                <a:schemeClr val="lt1"/>
-                              </a:fontRef>
-                            </wps:style>
-                            <wps:bodyPr rot="0" spcFirstLastPara="0" vertOverflow="overflow" horzOverflow="overflow" vert="horz" wrap="square" lIns="91440" tIns="45720" rIns="91440" bIns="45720" numCol="1" spcCol="0" rtlCol="0" fromWordArt="0" anchor="ctr" anchorCtr="0" forceAA="0" compatLnSpc="1">
-                              <a:prstTxWarp prst="textNoShape">
-                                <a:avLst/>
-                              </a:prstTxWarp>
-                              <a:noAutofit/>
-                            </wps:bodyPr>
-                          </wps:wsp>
-                        </a:graphicData>
-                      </a:graphic>
-                      <wp14:sizeRelH relativeFrom="margin">
-                        <wp14:pctWidth>0</wp14:pctWidth>
-                      </wp14:sizeRelH>
-                      <wp14:sizeRelV relativeFrom="margin">
-                        <wp14:pctHeight>0</wp14:pctHeight>
-                      </wp14:sizeRelV>
-                    </wp:anchor>
-                  </w:drawing>
-                </mc:Choice>
-                <mc:Fallback>
-                  <w:pict>
-                    <v:rect id="Rectangle 21" o:spid="_x0000_s1026" style="position:absolute;margin-left:78.2pt;margin-top:2.9pt;width:11pt;height:10pt;z-index:251710464;visibility:visible;mso-wrap-style:square;mso-width-percent:0;mso-height-percent:0;mso-wrap-distance-left:9pt;mso-wrap-distance-top:0;mso-wrap-distance-right:9pt;mso-wrap-distance-bottom:0;mso-position-horizontal:absolute;mso-position-horizontal-relative:text;mso-position-vertical:absolute;mso-position-vertical-relative:text;mso-width-percent:0;mso-height-percent:0;mso-width-relative:margin;mso-height-relative:margin;v-text-anchor:middle" o:gfxdata="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" filled="f" strokecolor="black [3213]" strokeweight="1pt"/>
-                  </w:pict>
-                </mc:Fallback>
-              </mc:AlternateContent>
-            </w:r>
-            <w:r>
-              <w:rPr>
-                <w:noProof/>
-                <w:sz w:val="20"/>
-                <w:szCs w:val="20"/>
-              </w:rPr>
-              <mc:AlternateContent>
-                <mc:Choice Requires="wps">
-                  <w:drawing>
-                    <wp:anchor distT="0" distB="0" distL="114300" distR="114300" simplePos="0" relativeHeight="251684864" behindDoc="0" locked="0" layoutInCell="1" allowOverlap="1" wp14:anchorId="5CE0865D" wp14:editId="2C8F7C7F">
-                      <wp:simplePos x="0" y="0"/>
-                      <wp:positionH relativeFrom="column">
-                        <wp:posOffset>12065</wp:posOffset>
-                      </wp:positionH>
-                      <wp:positionV relativeFrom="paragraph">
-                        <wp:posOffset>35560</wp:posOffset>
-                      </wp:positionV>
-                      <wp:extent cx="139700" cy="127000"/>
-                      <wp:effectExtent l="0" t="0" r="12700" b="25400"/>
-                      <wp:wrapNone/>
-                      <wp:docPr id="15" name="Rectangle 15"/>
-                      <wp:cNvGraphicFramePr/>
-                      <a:graphic xmlns:a="http://schemas.openxmlformats.org/drawingml/2006/main">
-                        <a:graphicData uri="http://schemas.microsoft.com/office/word/2010/wordprocessingShape">
-                          <wps:wsp>
-                            <wps:cNvSpPr/>
-                            <wps:spPr>
-                              <a:xfrm>
-                                <a:off x="0" y="0"/>
-                                <a:ext cx="139700" cy="127000"/>
-                              </a:xfrm>
-                              <a:prstGeom prst="rect">
-                                <a:avLst/>
-                              </a:prstGeom>
-                              <a:noFill/>
-                              <a:ln>
-                                <a:solidFill>
-                                  <a:schemeClr val="tx1"/>
-                                </a:solidFill>
-                              </a:ln>
-                            </wps:spPr>
-                            <wps:style>
-                              <a:lnRef idx="2">
-                                <a:schemeClr val="accent1">
-                                  <a:shade val="50000"/>
-                                </a:schemeClr>
-                              </a:lnRef>
-                              <a:fillRef idx="1">
-                                <a:schemeClr val="accent1"/>
-                              </a:fillRef>
-                              <a:effectRef idx="0">
-                                <a:schemeClr val="accent1"/>
-                              </a:effectRef>
-                              <a:fontRef idx="minor">
-                                <a:schemeClr val="lt1"/>
-                              </a:fontRef>
-                            </wps:style>
-                            <wps:bodyPr rot="0" spcFirstLastPara="0" vertOverflow="overflow" horzOverflow="overflow" vert="horz" wrap="square" lIns="91440" tIns="45720" rIns="91440" bIns="45720" numCol="1" spcCol="0" rtlCol="0" fromWordArt="0" anchor="ctr" anchorCtr="0" forceAA="0" compatLnSpc="1">
-                              <a:prstTxWarp prst="textNoShape">
-                                <a:avLst/>
-                              </a:prstTxWarp>
-                              <a:noAutofit/>
-                            </wps:bodyPr>
-                          </wps:wsp>
-                        </a:graphicData>
-                      </a:graphic>
-                      <wp14:sizeRelH relativeFrom="margin">
-                        <wp14:pctWidth>0</wp14:pctWidth>
-                      </wp14:sizeRelH>
-                      <wp14:sizeRelV relativeFrom="margin">
-                        <wp14:pctHeight>0</wp14:pctHeight>
-                      </wp14:sizeRelV>
-                    </wp:anchor>
-                  </w:drawing>
-                </mc:Choice>
-                <mc:Fallback>
-                  <w:pict>
-                    <v:rect id="Rectangle 15" o:spid="_x0000_s1026" style="position:absolute;margin-left:.95pt;margin-top:2.8pt;width:11pt;height:10pt;z-index:251684864;visibility:visible;mso-wrap-style:square;mso-width-percent:0;mso-height-percent:0;mso-wrap-distance-left:9pt;mso-wrap-distance-top:0;mso-wrap-distance-right:9pt;mso-wrap-distance-bottom:0;mso-position-horizontal:absolute;mso-position-horizontal-relative:text;mso-position-vertical:absolute;mso-position-vertical-relative:text;mso-width-percent:0;mso-height-percent:0;mso-width-relative:margin;mso-height-relative:margin;v-text-anchor:middle" o:gfxdata="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" filled="f" strokecolor="black [3213]" strokeweight="1pt"/>
-                  </w:pict>
-                </mc:Fallback>
-              </mc:AlternateContent>
-            </w:r>
-            <w:r>
-              <w:rPr>
-                <w:noProof/>
-                <w:sz w:val="20"/>
-                <w:szCs w:val="20"/>
-              </w:rPr>
-              <w:t xml:space="preserve">      </w:t>
-            </w:r>
-            <w:r>
-              <w:rPr>
-                <w:noProof/>
-                <w:sz w:val="20"/>
-                <w:szCs w:val="20"/>
-              </w:rPr>
-              <w:t>P</w:t>
-            </w:r>
-            <w:r>
-              <w:rPr>
-                <w:noProof/>
-                <w:sz w:val="20"/>
-                <w:szCs w:val="20"/>
-              </w:rPr>
-              <w:t>icture</w:t>
-            </w:r>
-            <w:r>
-              <w:rPr>
-                <w:noProof/>
-                <w:sz w:val="20"/>
-                <w:szCs w:val="20"/>
-              </w:rPr>
-              <w:t>s</w:t>
-            </w:r>
-            <w:r>
-              <w:rPr>
-                <w:noProof/>
-                <w:sz w:val="20"/>
-                <w:szCs w:val="20"/>
-              </w:rPr>
-              <w:t xml:space="preserve">          </w:t>
-            </w:r>
-            <w:r>
-              <w:rPr>
-                <w:noProof/>
-                <w:sz w:val="20"/>
-                <w:szCs w:val="20"/>
-              </w:rPr>
-              <w:t xml:space="preserve">     </w:t>
-            </w:r>
-            <w:r>
-              <w:rPr>
-                <w:noProof/>
-                <w:sz w:val="20"/>
-                <w:szCs w:val="20"/>
-              </w:rPr>
-              <w:t xml:space="preserve">  </w:t>
-            </w:r>
-            <w:r>
-              <w:rPr>
-                <w:noProof/>
-                <w:sz w:val="20"/>
-                <w:szCs w:val="20"/>
-              </w:rPr>
-              <w:t xml:space="preserve">    </w:t>
-            </w:r>
-            <w:r>
-              <w:rPr>
-                <w:noProof/>
-                <w:sz w:val="20"/>
-                <w:szCs w:val="20"/>
-              </w:rPr>
-              <w:t>Security</w:t>
-            </w:r>
-            <w:r>
-              <w:rPr>
-                <w:noProof/>
-                <w:sz w:val="20"/>
-                <w:szCs w:val="20"/>
-              </w:rPr>
-              <w:t xml:space="preserve"> report </w:t>
-            </w:r>
-            <w:r>
-              <w:rPr>
-                <w:noProof/>
-                <w:sz w:val="20"/>
-                <w:szCs w:val="20"/>
-              </w:rPr>
-              <w:t xml:space="preserve">        </w:t>
-            </w:r>
-            <w:r>
-              <w:rPr>
-                <w:noProof/>
-                <w:sz w:val="20"/>
-                <w:szCs w:val="20"/>
-              </w:rPr>
-              <w:t xml:space="preserve">   </w:t>
-            </w:r>
-            <w:r>
-              <w:rPr>
-                <w:noProof/>
-                <w:sz w:val="20"/>
-                <w:szCs w:val="20"/>
-              </w:rPr>
-              <w:t xml:space="preserve">   </w:t>
-            </w:r>
-            <w:r>
-              <w:rPr>
-                <w:noProof/>
-                <w:sz w:val="20"/>
-                <w:szCs w:val="20"/>
-              </w:rPr>
-              <w:t xml:space="preserve">   </w:t>
-            </w:r>
-            <w:r>
-              <w:rPr>
-                <w:noProof/>
-                <w:sz w:val="20"/>
-                <w:szCs w:val="20"/>
-              </w:rPr>
-              <w:t xml:space="preserve">      </w:t>
-            </w:r>
-            <w:r>
-              <w:rPr>
-                <w:noProof/>
-                <w:sz w:val="20"/>
-                <w:szCs w:val="20"/>
-              </w:rPr>
-              <w:t>O</w:t>
-            </w:r>
-            <w:r>
-              <w:rPr>
-                <w:noProof/>
-                <w:sz w:val="20"/>
-                <w:szCs w:val="20"/>
-              </w:rPr>
-              <w:t>thers</w:t>
-            </w:r>
-            <w:r>
-              <w:rPr>
-                <w:noProof/>
-                <w:sz w:val="20"/>
-                <w:szCs w:val="20"/>
-              </w:rPr>
-              <w:t>: ………………………………………………</w:t>
+            <w:r>
+              <w:t>{{ attachment }}</w:t>
             </w:r>
           </w:p>
         </w:tc>

--- a/HR Documents/Employee grievance disciplinary action-form.docx
+++ b/HR Documents/Employee grievance disciplinary action-form.docx
@@ -195,7 +195,7 @@
           </w:tcPr>
           <w:p>
             <w:r>
-              <w:t>{{ complainant_name }}</w:t>
+              <w:t>Employee name: {{ complainant_name }}</w:t>
             </w:r>
           </w:p>
         </w:tc>
@@ -293,7 +293,7 @@
           </w:tcPr>
           <w:p>
             <w:r>
-              <w:t>{{ complainant_id }}</w:t>
+              <w:t>Employee ID #: {{ complainant_id }}</w:t>
             </w:r>
           </w:p>
         </w:tc>
@@ -369,7 +369,7 @@
           </w:tcPr>
           <w:p>
             <w:r>
-              <w:t>{{ complainant_designation }}</w:t>
+              <w:t>Designation: {{ complainant_designation }}</w:t>
             </w:r>
           </w:p>
         </w:tc>
@@ -440,7 +440,7 @@
           </w:tcPr>
           <w:p>
             <w:r>
-              <w:t>{{ date_of_incident }}</w:t>
+              <w:t>Date of incident {{ date_of_incident }}</w:t>
             </w:r>
           </w:p>
         </w:tc>
@@ -507,7 +507,7 @@
           </w:tcPr>
           <w:p>
             <w:r>
-              <w:t>{{ shift_time }}</w:t>
+              <w:t>Shift / time: {{ shift_time }}</w:t>
             </w:r>
           </w:p>
         </w:tc>
@@ -560,7 +560,7 @@
           </w:tcPr>
           <w:p>
             <w:r>
-              <w:t>{{ complainant_contact }}</w:t>
+              <w:t>Employee contact #: {{ complainant_contact }}</w:t>
             </w:r>
           </w:p>
         </w:tc>
@@ -1162,7 +1162,7 @@
           </w:tcPr>
           <w:p>
             <w:r>
-              <w:t>{{ second_party_name }}</w:t>
+              <w:t>Employee name: {{ second_party_name }}</w:t>
             </w:r>
           </w:p>
         </w:tc>
@@ -1224,7 +1224,7 @@
           </w:tcPr>
           <w:p>
             <w:r>
-              <w:t>{{ second_party_id }}</w:t>
+              <w:t>Staff ID number: {{ second_party_id }}</w:t>
             </w:r>
           </w:p>
         </w:tc>
@@ -1300,7 +1300,7 @@
           </w:tcPr>
           <w:p>
             <w:r>
-              <w:t>{{ second_party_department }}</w:t>
+              <w:t>Department: {{ second_party_department }}</w:t>
             </w:r>
           </w:p>
         </w:tc>
@@ -1362,7 +1362,7 @@
           </w:tcPr>
           <w:p>
             <w:r>
-              <w:t>{{ place_of_incident }}</w:t>
+              <w:t>Place of Incident: {{ place_of_incident }}</w:t>
             </w:r>
           </w:p>
         </w:tc>
@@ -1495,15 +1495,9 @@
             <w:vAlign w:val="bottom"/>
           </w:tcPr>
           <w:p>
-            <w:pPr>
-              <w:pStyle w:val="NoSpacing"/>
-              <w:rPr>
-                <w:rFonts w:eastAsia="Times New Roman"/>
-                <w:bCs/>
-                <w:sz w:val="20"/>
-                <w:szCs w:val="20"/>
-              </w:rPr>
-            </w:pPr>
+            <w:r>
+              <w:t>Employee contact #: {{ second_party_contact }}</w:t>
+            </w:r>
           </w:p>
         </w:tc>
       </w:tr>
@@ -1744,7 +1738,7 @@
           </w:tcPr>
           <w:p>
             <w:r>
-              <w:t>{{ witnesses }}</w:t>
+              <w:t>Witnesses {{ witnesses }}</w:t>
             </w:r>
           </w:p>
         </w:tc>
@@ -1793,7 +1787,7 @@
           </w:tcPr>
           <w:p>
             <w:r>
-              <w:t>{{ who_informed }}</w:t>
+              <w:t>Who was informed {{ who_informed }}</w:t>
             </w:r>
           </w:p>
         </w:tc>
@@ -1858,7 +1852,7 @@
           </w:tcPr>
           <w:p>
             <w:r>
-              <w:t>{{ attachment }}</w:t>
+              <w:t>Attachment {{ attachment }}</w:t>
             </w:r>
           </w:p>
         </w:tc>

--- a/HR Documents/Employee grievance disciplinary action-form.docx
+++ b/HR Documents/Employee grievance disciplinary action-form.docx
@@ -195,7 +195,7 @@
           </w:tcPr>
           <w:p>
             <w:r>
-              <w:t>Employee name: {{ complainant_name }}</w:t>
+              <w:t>{{ complainant_name }}</w:t>
             </w:r>
           </w:p>
         </w:tc>
@@ -293,7 +293,7 @@
           </w:tcPr>
           <w:p>
             <w:r>
-              <w:t>Employee ID #: {{ complainant_id }}</w:t>
+              <w:t>{{ complainant_id }}</w:t>
             </w:r>
           </w:p>
         </w:tc>
@@ -369,7 +369,7 @@
           </w:tcPr>
           <w:p>
             <w:r>
-              <w:t>Designation: {{ complainant_designation }}</w:t>
+              <w:t>{{ complainant_designation }}</w:t>
             </w:r>
           </w:p>
         </w:tc>
@@ -440,7 +440,7 @@
           </w:tcPr>
           <w:p>
             <w:r>
-              <w:t>Date of incident {{ date_of_incident }}</w:t>
+              <w:t>{{ date_of_incident }}</w:t>
             </w:r>
           </w:p>
         </w:tc>
@@ -507,7 +507,7 @@
           </w:tcPr>
           <w:p>
             <w:r>
-              <w:t>Shift / time: {{ shift_time }}</w:t>
+              <w:t>{{ shift_time }}</w:t>
             </w:r>
           </w:p>
         </w:tc>
@@ -560,7 +560,7 @@
           </w:tcPr>
           <w:p>
             <w:r>
-              <w:t>Employee contact #: {{ complainant_contact }}</w:t>
+              <w:t>{{ complainant_contact }}</w:t>
             </w:r>
           </w:p>
         </w:tc>
@@ -1162,7 +1162,7 @@
           </w:tcPr>
           <w:p>
             <w:r>
-              <w:t>Employee name: {{ second_party_name }}</w:t>
+              <w:t>{{ second_party_name }}</w:t>
             </w:r>
           </w:p>
         </w:tc>
@@ -1224,7 +1224,7 @@
           </w:tcPr>
           <w:p>
             <w:r>
-              <w:t>Staff ID number: {{ second_party_id }}</w:t>
+              <w:t>{{ second_party_id }}</w:t>
             </w:r>
           </w:p>
         </w:tc>
@@ -1300,7 +1300,7 @@
           </w:tcPr>
           <w:p>
             <w:r>
-              <w:t>Department: {{ second_party_department }}</w:t>
+              <w:t>{{ second_party_department }}</w:t>
             </w:r>
           </w:p>
         </w:tc>
@@ -1362,7 +1362,7 @@
           </w:tcPr>
           <w:p>
             <w:r>
-              <w:t>Place of Incident: {{ place_of_incident }}</w:t>
+              <w:t>{{ place_of_incident }}</w:t>
             </w:r>
           </w:p>
         </w:tc>
@@ -1495,9 +1495,15 @@
             <w:vAlign w:val="bottom"/>
           </w:tcPr>
           <w:p>
-            <w:r>
-              <w:t>Employee contact #: {{ second_party_contact }}</w:t>
-            </w:r>
+            <w:pPr>
+              <w:pStyle w:val="NoSpacing"/>
+              <w:rPr>
+                <w:rFonts w:eastAsia="Times New Roman"/>
+                <w:bCs/>
+                <w:sz w:val="20"/>
+                <w:szCs w:val="20"/>
+              </w:rPr>
+            </w:pPr>
           </w:p>
         </w:tc>
       </w:tr>
@@ -1575,7 +1581,9 @@
                 <w:color w:val="FFFFFF" w:themeColor="background1"/>
                 <w:szCs w:val="20"/>
               </w:rPr>
-              <w:t>What is c</w:t>
+              <w:t>What is complaint/issue? - Part - C</w:t>
+              <w:br/>
+              <w:t>(Please tell us about your complaint/issue include the history of the events with location and evidence pictures if any?) {{ complaint_description }}</w:t>
             </w:r>
             <w:r>
               <w:rPr>
@@ -1583,7 +1591,6 @@
                 <w:color w:val="FFFFFF" w:themeColor="background1"/>
                 <w:szCs w:val="20"/>
               </w:rPr>
-              <w:t>omplaint</w:t>
             </w:r>
             <w:r>
               <w:rPr>
@@ -1591,7 +1598,6 @@
                 <w:color w:val="FFFFFF" w:themeColor="background1"/>
                 <w:szCs w:val="20"/>
               </w:rPr>
-              <w:t>/issue?</w:t>
             </w:r>
             <w:r>
               <w:rPr>
@@ -1599,7 +1605,6 @@
                 <w:color w:val="FFFFFF" w:themeColor="background1"/>
                 <w:szCs w:val="20"/>
               </w:rPr>
-              <w:t xml:space="preserve"> - Part - C</w:t>
             </w:r>
           </w:p>
           <w:p>
@@ -1738,7 +1743,7 @@
           </w:tcPr>
           <w:p>
             <w:r>
-              <w:t>Witnesses {{ witnesses }}</w:t>
+              <w:t>{{ witnesses }}</w:t>
             </w:r>
           </w:p>
         </w:tc>
@@ -1787,7 +1792,7 @@
           </w:tcPr>
           <w:p>
             <w:r>
-              <w:t>Who was informed {{ who_informed }}</w:t>
+              <w:t>{{ who_informed }}</w:t>
             </w:r>
           </w:p>
         </w:tc>
@@ -1852,7 +1857,7 @@
           </w:tcPr>
           <w:p>
             <w:r>
-              <w:t>Attachment {{ attachment }}</w:t>
+              <w:t>{{ attachment }}</w:t>
             </w:r>
           </w:p>
         </w:tc>
@@ -3188,6 +3193,15 @@
                 <w:szCs w:val="20"/>
               </w:rPr>
             </w:pPr>
+            <w:r>
+              <w:t>Employee Acknowledgment/consent: (2nd party)</w:t>
+              <w:br/>
+              <w:br/>
+              <w:t>I have read &amp; agreed and signed on this form as per the actions taken or recommended by my engineer, QHSE or HOD due to violation/ non-compliance or unsafe act i have made.(e.g. salary deduction, warning letter, termination, visa cancellation cost or other consequences.)</w:t>
+              <w:br/>
+              <w:br/>
+              <w:t xml:space="preserve">                                                                                                                   Employee signature: ………………………………………………… {{ complainant_signature }}</w:t>
+            </w:r>
           </w:p>
           <w:p>
             <w:pPr>
@@ -4802,7 +4816,7 @@
           <w:sz w:val="20"/>
           <w:szCs w:val="20"/>
         </w:rPr>
-        <w:t>………………………………………………………………………………………………………………………………………………………………………………………………………</w:t>
+        <w:t>{{ hr_remarks }}</w:t>
       </w:r>
     </w:p>
     <w:p>
@@ -4834,15 +4848,13 @@
           <w:sz w:val="20"/>
           <w:szCs w:val="20"/>
         </w:rPr>
-        <w:t>…………………………………………………………………………………………………………………</w:t>
-      </w:r>
-      <w:r>
-        <w:rPr>
-          <w:bCs/>
-          <w:sz w:val="20"/>
-          <w:szCs w:val="20"/>
-        </w:rPr>
-        <w:t>………………………………………</w:t>
+      </w:r>
+      <w:r>
+        <w:rPr>
+          <w:bCs/>
+          <w:sz w:val="20"/>
+          <w:szCs w:val="20"/>
+        </w:rPr>
       </w:r>
     </w:p>
     <w:p>
@@ -4869,7 +4881,6 @@
           <w:sz w:val="20"/>
           <w:szCs w:val="20"/>
         </w:rPr>
-        <w:t>……………………………..</w:t>
       </w:r>
     </w:p>
     <w:p>
@@ -4891,7 +4902,7 @@
           <w:sz w:val="20"/>
           <w:szCs w:val="20"/>
         </w:rPr>
-        <w:t xml:space="preserve">                                                                                                                                                               </w:t>
+        <w:t xml:space="preserve">                                                                                                                                                                      HR signature: {{ hr_signature }} </w:t>
       </w:r>
       <w:r>
         <w:rPr>
@@ -4900,7 +4911,6 @@
           <w:sz w:val="20"/>
           <w:szCs w:val="20"/>
         </w:rPr>
-        <w:t xml:space="preserve">       </w:t>
       </w:r>
       <w:r>
         <w:rPr>
@@ -4909,7 +4919,6 @@
           <w:sz w:val="20"/>
           <w:szCs w:val="20"/>
         </w:rPr>
-        <w:t xml:space="preserve">HR </w:t>
       </w:r>
       <w:r>
         <w:rPr>
@@ -4918,7 +4927,6 @@
           <w:sz w:val="20"/>
           <w:szCs w:val="20"/>
         </w:rPr>
-        <w:t>s</w:t>
       </w:r>
       <w:r>
         <w:rPr>
@@ -4927,7 +4935,6 @@
           <w:sz w:val="20"/>
           <w:szCs w:val="20"/>
         </w:rPr>
-        <w:t xml:space="preserve">ignature: </w:t>
       </w:r>
     </w:p>
     <w:p>
@@ -5051,7 +5058,7 @@
           <w:sz w:val="20"/>
           <w:szCs w:val="20"/>
         </w:rPr>
-        <w:t>………………………………………………………………………………………………………………………………………………………………………………………………………</w:t>
+        <w:t>{{ gm_remarks }}</w:t>
       </w:r>
     </w:p>
     <w:p>
@@ -5083,7 +5090,6 @@
           <w:sz w:val="20"/>
           <w:szCs w:val="20"/>
         </w:rPr>
-        <w:t>………………………………………………………………………………………………………………………………………………………………………………………………………</w:t>
       </w:r>
     </w:p>
     <w:p>
@@ -5115,15 +5121,13 @@
           <w:sz w:val="20"/>
           <w:szCs w:val="20"/>
         </w:rPr>
-        <w:t>…………………………………………………………………………………………………………………</w:t>
-      </w:r>
-      <w:r>
-        <w:rPr>
-          <w:bCs/>
-          <w:sz w:val="20"/>
-          <w:szCs w:val="20"/>
-        </w:rPr>
-        <w:t>……………</w:t>
+      </w:r>
+      <w:r>
+        <w:rPr>
+          <w:bCs/>
+          <w:sz w:val="20"/>
+          <w:szCs w:val="20"/>
+        </w:rPr>
       </w:r>
     </w:p>
     <w:p>
@@ -5150,14 +5154,12 @@
           <w:sz w:val="20"/>
           <w:szCs w:val="20"/>
         </w:rPr>
-        <w:t xml:space="preserve">                                                                                                                                             </w:t>
-      </w:r>
-      <w:r>
-        <w:rPr>
-          <w:sz w:val="20"/>
-          <w:szCs w:val="20"/>
-        </w:rPr>
-        <w:t>………………………………………………</w:t>
+      </w:r>
+      <w:r>
+        <w:rPr>
+          <w:sz w:val="20"/>
+          <w:szCs w:val="20"/>
+        </w:rPr>
       </w:r>
     </w:p>
     <w:p>
@@ -5190,7 +5192,7 @@
           <w:sz w:val="20"/>
           <w:szCs w:val="20"/>
         </w:rPr>
-        <w:t xml:space="preserve">                                                                                                                                              </w:t>
+        <w:t xml:space="preserve">                                                                                                                                              GM Signature: {{ gm_signature }} </w:t>
       </w:r>
       <w:r>
         <w:rPr>
@@ -5199,7 +5201,6 @@
           <w:sz w:val="20"/>
           <w:szCs w:val="20"/>
         </w:rPr>
-        <w:t>GM</w:t>
       </w:r>
       <w:r>
         <w:rPr>
@@ -5208,7 +5209,6 @@
           <w:sz w:val="20"/>
           <w:szCs w:val="20"/>
         </w:rPr>
-        <w:t xml:space="preserve"> </w:t>
       </w:r>
       <w:r>
         <w:rPr>
@@ -5217,7 +5217,6 @@
           <w:sz w:val="20"/>
           <w:szCs w:val="20"/>
         </w:rPr>
-        <w:t>Signature</w:t>
       </w:r>
       <w:r>
         <w:rPr>
@@ -5226,7 +5225,6 @@
           <w:sz w:val="20"/>
           <w:szCs w:val="20"/>
         </w:rPr>
-        <w:t xml:space="preserve">: </w:t>
       </w:r>
     </w:p>
     <w:p>
